--- a/site/templates/career-canvas-advertisement-formats.docx
+++ b/site/templates/career-canvas-advertisement-formats.docx
@@ -4,85 +4,19 @@
   <w:body>
     <w:p>
       <w:pPr>
-        <w:pStyle w:val="Title"/>
-        <w:keepNext w:val="0"/>
-        <w:keepLines w:val="0"/>
-        <w:pageBreakBefore w:val="0"/>
-        <w:widowControl w:val="0"/>
-        <w:pBdr>
-          <w:top w:space="0" w:sz="0" w:val="nil"/>
-          <w:left w:space="0" w:sz="0" w:val="nil"/>
-          <w:bottom w:space="0" w:sz="0" w:val="nil"/>
-          <w:right w:space="0" w:sz="0" w:val="nil"/>
-          <w:between w:space="0" w:sz="0" w:val="nil"/>
-        </w:pBdr>
-        <w:shd w:fill="auto" w:val="clear"/>
-        <w:spacing w:after="0" w:before="0" w:line="276" w:lineRule="auto"/>
-        <w:ind w:left="0" w:right="0" w:firstLine="0"/>
-        <w:jc w:val="left"/>
-        <w:rPr>
-          <w:rFonts w:ascii="Arial" w:cs="Arial" w:eastAsia="Arial" w:hAnsi="Arial"/>
-          <w:b w:val="0"/>
-          <w:bCs w:val="0"/>
-          <w:i w:val="0"/>
-          <w:iCs w:val="0"/>
-          <w:smallCaps w:val="0"/>
-          <w:strike w:val="0"/>
-          <w:color w:val="000000"/>
-          <w:sz w:val="22"/>
-          <w:szCs w:val="22"/>
-          <w:u w:val="none"/>
-          <w:shd w:fill="auto" w:val="clear"/>
-          <w:vertAlign w:val="baseline"/>
-        </w:rPr>
-        <w:sectPr>
-          <w:pgSz w:h="15840" w:w="12240" w:orient="portrait"/>
-          <w:pgMar w:bottom="1440" w:top="1440" w:left="1440" w:right="1440" w:header="720" w:footer="720"/>
-          <w:pgNumType w:start="1"/>
-        </w:sectPr>
-      </w:pPr>
-      <w:bookmarkStart w:colFirst="0" w:colLast="0" w:name="_x149rpnaqu2u" w:id="0"/>
-      <w:bookmarkEnd w:id="0"/>
-      <w:r>
-        <w:rPr>
-          <w:rFonts w:ascii="Arial" w:cs="Arial" w:eastAsia="Arial" w:hAnsi="Arial"/>
-          <w:b w:val="0"/>
-          <w:bCs w:val="0"/>
-          <w:i w:val="0"/>
-          <w:iCs w:val="0"/>
-          <w:smallCaps w:val="0"/>
-          <w:strike w:val="0"/>
-          <w:color w:val="000000"/>
-          <w:sz w:val="52"/>
-          <w:szCs w:val="52"/>
-          <w:u w:val="none"/>
-          <w:shd w:fill="auto" w:val="clear"/>
-          <w:vertAlign w:val="baseline"/>
-          <w:rtl w:val="0"/>
-        </w:rPr>
-        <w:t xml:space="preserve">LALI Jewelry Inc</w:t>
-      </w:r>
-      <w:r>
-        <w:rPr>
-          <w:rtl w:val="0"/>
-        </w:rPr>
-      </w:r>
-    </w:p>
-    <w:p>
-      <w:pPr>
-        <w:rPr>
-          <w:b w:val="1"/>
-          <w:bCs w:val="1"/>
-          <w:sz w:val="32"/>
-          <w:szCs w:val="32"/>
-        </w:rPr>
-      </w:pPr>
-      <w:r>
-        <w:rPr>
-          <w:b w:val="1"/>
-          <w:bCs w:val="1"/>
-          <w:sz w:val="32"/>
-          <w:szCs w:val="32"/>
+        <w:rPr>
+          <w:b w:val="1"/>
+          <w:bCs w:val="1"/>
+          <w:sz w:val="24"/>
+          <w:szCs w:val="24"/>
+        </w:rPr>
+      </w:pPr>
+      <w:r>
+        <w:rPr>
+          <w:b w:val="1"/>
+          <w:bCs w:val="1"/>
+          <w:sz w:val="24"/>
+          <w:szCs w:val="24"/>
           <w:rtl w:val="0"/>
         </w:rPr>
         <w:t xml:space="preserve">LALI Jewelry Inc:</w:t>
@@ -92,317 +26,274 @@
       <w:pPr>
         <w:numPr>
           <w:ilvl w:val="0"/>
+          <w:numId w:val="2"/>
+        </w:numPr>
+        <w:spacing w:after="0" w:afterAutospacing="0" w:before="240" w:lineRule="auto"/>
+        <w:ind w:left="720" w:hanging="360"/>
+        <w:rPr>
+          <w:sz w:val="24"/>
+          <w:szCs w:val="24"/>
+        </w:rPr>
+      </w:pPr>
+      <w:r>
+        <w:rPr>
+          <w:b w:val="1"/>
+          <w:bCs w:val="1"/>
+          <w:sz w:val="24"/>
+          <w:szCs w:val="24"/>
+          <w:rtl w:val="0"/>
+        </w:rPr>
+        <w:t xml:space="preserve">Goal</w:t>
+      </w:r>
+      <w:r>
+        <w:rPr>
+          <w:sz w:val="24"/>
+          <w:szCs w:val="24"/>
+          <w:rtl w:val="0"/>
+        </w:rPr>
+        <w:t xml:space="preserve">: Build brand awareness</w:t>
+      </w:r>
+    </w:p>
+    <w:p>
+      <w:pPr>
+        <w:numPr>
+          <w:ilvl w:val="0"/>
+          <w:numId w:val="2"/>
+        </w:numPr>
+        <w:spacing w:after="0" w:afterAutospacing="0" w:before="0" w:beforeAutospacing="0" w:lineRule="auto"/>
+        <w:ind w:left="720" w:hanging="360"/>
+        <w:rPr>
+          <w:sz w:val="24"/>
+          <w:szCs w:val="24"/>
+        </w:rPr>
+      </w:pPr>
+      <w:r>
+        <w:rPr>
+          <w:b w:val="1"/>
+          <w:bCs w:val="1"/>
+          <w:sz w:val="24"/>
+          <w:szCs w:val="24"/>
+          <w:rtl w:val="0"/>
+        </w:rPr>
+        <w:t xml:space="preserve">Feature</w:t>
+      </w:r>
+      <w:r>
+        <w:rPr>
+          <w:sz w:val="24"/>
+          <w:szCs w:val="24"/>
+          <w:rtl w:val="0"/>
+        </w:rPr>
+        <w:t xml:space="preserve">: ONE piece from their gemstone collections (you pick it in step 2)</w:t>
+      </w:r>
+    </w:p>
+    <w:p>
+      <w:pPr>
+        <w:numPr>
+          <w:ilvl w:val="0"/>
+          <w:numId w:val="2"/>
+        </w:numPr>
+        <w:spacing w:after="0" w:afterAutospacing="0" w:before="0" w:beforeAutospacing="0" w:lineRule="auto"/>
+        <w:ind w:left="720" w:hanging="360"/>
+        <w:rPr>
+          <w:sz w:val="24"/>
+          <w:szCs w:val="24"/>
+        </w:rPr>
+      </w:pPr>
+      <w:r>
+        <w:rPr>
+          <w:b w:val="1"/>
+          <w:bCs w:val="1"/>
+          <w:sz w:val="24"/>
+          <w:szCs w:val="24"/>
+          <w:rtl w:val="0"/>
+        </w:rPr>
+        <w:t xml:space="preserve">Target Audience</w:t>
+      </w:r>
+      <w:r>
+        <w:rPr>
+          <w:sz w:val="24"/>
+          <w:szCs w:val="24"/>
+          <w:rtl w:val="0"/>
+        </w:rPr>
+        <w:t xml:space="preserve">: Anyone celebrating special occasions (birthday, anniversary, graduation, etc.)</w:t>
+      </w:r>
+    </w:p>
+    <w:p>
+      <w:pPr>
+        <w:numPr>
+          <w:ilvl w:val="0"/>
+          <w:numId w:val="2"/>
+        </w:numPr>
+        <w:spacing w:after="0" w:afterAutospacing="0" w:before="0" w:beforeAutospacing="0" w:lineRule="auto"/>
+        <w:ind w:left="720" w:hanging="360"/>
+        <w:rPr>
+          <w:sz w:val="24"/>
+          <w:szCs w:val="24"/>
+        </w:rPr>
+      </w:pPr>
+      <w:r>
+        <w:rPr>
+          <w:b w:val="1"/>
+          <w:bCs w:val="1"/>
+          <w:sz w:val="24"/>
+          <w:szCs w:val="24"/>
+          <w:rtl w:val="0"/>
+        </w:rPr>
+        <w:t xml:space="preserve">Message</w:t>
+      </w:r>
+      <w:r>
+        <w:rPr>
+          <w:sz w:val="24"/>
+          <w:szCs w:val="24"/>
+          <w:rtl w:val="0"/>
+        </w:rPr>
+        <w:t xml:space="preserve">: Affordable luxury</w:t>
+      </w:r>
+    </w:p>
+    <w:p>
+      <w:pPr>
+        <w:numPr>
+          <w:ilvl w:val="0"/>
+          <w:numId w:val="2"/>
+        </w:numPr>
+        <w:spacing w:after="0" w:afterAutospacing="0" w:before="0" w:beforeAutospacing="0" w:lineRule="auto"/>
+        <w:ind w:left="720" w:hanging="360"/>
+        <w:rPr>
+          <w:sz w:val="24"/>
+          <w:szCs w:val="24"/>
+        </w:rPr>
+      </w:pPr>
+      <w:r>
+        <w:rPr>
+          <w:b w:val="1"/>
+          <w:bCs w:val="1"/>
+          <w:sz w:val="24"/>
+          <w:szCs w:val="24"/>
+          <w:rtl w:val="0"/>
+        </w:rPr>
+        <w:t xml:space="preserve">Desired Action</w:t>
+      </w:r>
+      <w:r>
+        <w:rPr>
+          <w:sz w:val="24"/>
+          <w:szCs w:val="24"/>
+          <w:rtl w:val="0"/>
+        </w:rPr>
+        <w:t xml:space="preserve">: Visit retail website to shop for online exclusives</w:t>
+      </w:r>
+    </w:p>
+    <w:p>
+      <w:pPr>
+        <w:numPr>
+          <w:ilvl w:val="0"/>
+          <w:numId w:val="2"/>
+        </w:numPr>
+        <w:spacing w:after="0" w:afterAutospacing="0" w:before="0" w:beforeAutospacing="0" w:lineRule="auto"/>
+        <w:ind w:left="720" w:hanging="360"/>
+        <w:rPr>
+          <w:sz w:val="24"/>
+          <w:szCs w:val="24"/>
+        </w:rPr>
+      </w:pPr>
+      <w:r>
+        <w:rPr>
+          <w:b w:val="1"/>
+          <w:bCs w:val="1"/>
+          <w:sz w:val="24"/>
+          <w:szCs w:val="24"/>
+          <w:rtl w:val="0"/>
+        </w:rPr>
+        <w:t xml:space="preserve">Tone</w:t>
+      </w:r>
+      <w:r>
+        <w:rPr>
+          <w:sz w:val="24"/>
+          <w:szCs w:val="24"/>
+          <w:rtl w:val="0"/>
+        </w:rPr>
+        <w:t xml:space="preserve">: Sophisticated</w:t>
+      </w:r>
+    </w:p>
+    <w:p>
+      <w:pPr>
+        <w:numPr>
+          <w:ilvl w:val="0"/>
+          <w:numId w:val="2"/>
+        </w:numPr>
+        <w:spacing w:after="240" w:before="0" w:beforeAutospacing="0" w:lineRule="auto"/>
+        <w:ind w:left="720" w:hanging="360"/>
+        <w:rPr>
+          <w:sz w:val="24"/>
+          <w:szCs w:val="24"/>
+        </w:rPr>
+      </w:pPr>
+      <w:r>
+        <w:rPr>
+          <w:b w:val="1"/>
+          <w:bCs w:val="1"/>
+          <w:sz w:val="24"/>
+          <w:szCs w:val="24"/>
+          <w:rtl w:val="0"/>
+        </w:rPr>
+        <w:t xml:space="preserve">Format</w:t>
+      </w:r>
+      <w:r>
+        <w:rPr>
+          <w:sz w:val="24"/>
+          <w:szCs w:val="24"/>
+          <w:rtl w:val="0"/>
+        </w:rPr>
+        <w:t xml:space="preserve">: Website graphic</w:t>
+      </w:r>
+    </w:p>
+    <w:p>
+      <w:pPr>
+        <w:rPr>
+          <w:sz w:val="24"/>
+          <w:szCs w:val="24"/>
+        </w:rPr>
+      </w:pPr>
+      <w:r>
+        <w:rPr>
+          <w:sz w:val="24"/>
+          <w:szCs w:val="24"/>
+          <w:rtl w:val="0"/>
+        </w:rPr>
+        <w:t xml:space="preserve">Directions (FOLLOW ALL DIRECTIONS IF YOU ARE DOING LALI JEWELS):</w:t>
+      </w:r>
+    </w:p>
+    <w:p>
+      <w:pPr>
+        <w:numPr>
+          <w:ilvl w:val="0"/>
           <w:numId w:val="1"/>
         </w:numPr>
-        <w:ind w:left="720" w:hanging="360"/>
-        <w:rPr>
-          <w:b w:val="1"/>
-          <w:bCs w:val="1"/>
-          <w:sz w:val="24"/>
-          <w:szCs w:val="24"/>
-        </w:rPr>
-      </w:pPr>
-      <w:r>
-        <w:rPr>
-          <w:b w:val="1"/>
-          <w:bCs w:val="1"/>
-          <w:sz w:val="24"/>
-          <w:szCs w:val="24"/>
-          <w:rtl w:val="0"/>
-        </w:rPr>
-        <w:t xml:space="preserve">Goal</w:t>
-      </w:r>
-      <w:r>
-        <w:rPr>
-          <w:sz w:val="24"/>
-          <w:szCs w:val="24"/>
-          <w:rtl w:val="0"/>
-        </w:rPr>
-        <w:t xml:space="preserve">: Build brand awareness</w:t>
-      </w:r>
-    </w:p>
-    <w:p>
-      <w:pPr>
-        <w:numPr>
-          <w:ilvl w:val="0"/>
-          <w:numId w:val="1"/>
-        </w:numPr>
-        <w:ind w:left="720" w:hanging="360"/>
-        <w:rPr>
-          <w:sz w:val="24"/>
-          <w:szCs w:val="24"/>
-        </w:rPr>
-      </w:pPr>
-      <w:r>
-        <w:rPr>
-          <w:b w:val="1"/>
-          <w:bCs w:val="1"/>
-          <w:sz w:val="24"/>
-          <w:szCs w:val="24"/>
-          <w:rtl w:val="0"/>
-        </w:rPr>
-        <w:t xml:space="preserve">Feature</w:t>
-      </w:r>
-      <w:r>
-        <w:rPr>
-          <w:sz w:val="24"/>
-          <w:szCs w:val="24"/>
-          <w:rtl w:val="0"/>
-        </w:rPr>
-        <w:t>: ONE piece from their gemstone collections (you pick it in step 2)</w:t>
-      </w:r>
-    </w:p>
-    <w:p>
-      <w:pPr>
-        <w:numPr>
-          <w:ilvl w:val="0"/>
-          <w:numId w:val="1"/>
-        </w:numPr>
-        <w:ind w:left="720" w:hanging="360"/>
-        <w:rPr>
-          <w:b w:val="1"/>
-          <w:bCs w:val="1"/>
-          <w:sz w:val="24"/>
-          <w:szCs w:val="24"/>
-        </w:rPr>
-      </w:pPr>
-      <w:r>
-        <w:rPr>
-          <w:b w:val="1"/>
-          <w:bCs w:val="1"/>
-          <w:sz w:val="24"/>
-          <w:szCs w:val="24"/>
-          <w:rtl w:val="0"/>
-        </w:rPr>
-        <w:t xml:space="preserve">Target Audience</w:t>
-      </w:r>
-      <w:r>
-        <w:rPr>
-          <w:sz w:val="24"/>
-          <w:szCs w:val="24"/>
-          <w:rtl w:val="0"/>
-        </w:rPr>
-        <w:t xml:space="preserve">: Anyone celebrating special occasions (birthday, anniversary, graduation, etc.)</w:t>
-      </w:r>
-    </w:p>
-    <w:p>
-      <w:pPr>
-        <w:numPr>
-          <w:ilvl w:val="0"/>
-          <w:numId w:val="1"/>
-        </w:numPr>
-        <w:ind w:left="720" w:hanging="360"/>
-        <w:rPr>
-          <w:b w:val="1"/>
-          <w:bCs w:val="1"/>
-          <w:sz w:val="24"/>
-          <w:szCs w:val="24"/>
-        </w:rPr>
-      </w:pPr>
-      <w:r>
-        <w:rPr>
-          <w:b w:val="1"/>
-          <w:bCs w:val="1"/>
-          <w:sz w:val="24"/>
-          <w:szCs w:val="24"/>
-          <w:rtl w:val="0"/>
-        </w:rPr>
-        <w:t xml:space="preserve">Message</w:t>
-      </w:r>
-      <w:r>
-        <w:rPr>
-          <w:sz w:val="24"/>
-          <w:szCs w:val="24"/>
-          <w:rtl w:val="0"/>
-        </w:rPr>
-        <w:t xml:space="preserve">: Affordable luxury</w:t>
-      </w:r>
-    </w:p>
-    <w:p>
-      <w:pPr>
-        <w:numPr>
-          <w:ilvl w:val="0"/>
-          <w:numId w:val="1"/>
-        </w:numPr>
-        <w:ind w:left="720" w:hanging="360"/>
-        <w:rPr>
-          <w:b w:val="1"/>
-          <w:bCs w:val="1"/>
-          <w:sz w:val="24"/>
-          <w:szCs w:val="24"/>
-        </w:rPr>
-      </w:pPr>
-      <w:r>
-        <w:rPr>
-          <w:b w:val="1"/>
-          <w:bCs w:val="1"/>
-          <w:sz w:val="24"/>
-          <w:szCs w:val="24"/>
-          <w:rtl w:val="0"/>
-        </w:rPr>
-        <w:t xml:space="preserve">Desired Action</w:t>
-      </w:r>
-      <w:r>
-        <w:rPr>
-          <w:sz w:val="24"/>
-          <w:szCs w:val="24"/>
-          <w:rtl w:val="0"/>
-        </w:rPr>
-        <w:t xml:space="preserve">: Visit retail website to shop for online exclusives</w:t>
-      </w:r>
-    </w:p>
-    <w:p>
-      <w:pPr>
-        <w:numPr>
-          <w:ilvl w:val="0"/>
-          <w:numId w:val="1"/>
-        </w:numPr>
-        <w:ind w:left="720" w:hanging="360"/>
-        <w:rPr>
-          <w:b w:val="1"/>
-          <w:bCs w:val="1"/>
-          <w:sz w:val="24"/>
-          <w:szCs w:val="24"/>
-        </w:rPr>
-      </w:pPr>
-      <w:r>
-        <w:rPr>
-          <w:b w:val="1"/>
-          <w:bCs w:val="1"/>
-          <w:sz w:val="24"/>
-          <w:szCs w:val="24"/>
-          <w:rtl w:val="0"/>
-        </w:rPr>
-        <w:t xml:space="preserve">Tone</w:t>
-      </w:r>
-      <w:r>
-        <w:rPr>
-          <w:sz w:val="24"/>
-          <w:szCs w:val="24"/>
-          <w:rtl w:val="0"/>
-        </w:rPr>
-        <w:t xml:space="preserve">: Sophisticated</w:t>
-      </w:r>
-    </w:p>
-    <w:p>
-      <w:pPr>
-        <w:numPr>
-          <w:ilvl w:val="0"/>
-          <w:numId w:val="1"/>
-        </w:numPr>
-        <w:ind w:left="720" w:hanging="360"/>
-        <w:rPr>
-          <w:b w:val="1"/>
-          <w:bCs w:val="1"/>
-          <w:sz w:val="24"/>
-          <w:szCs w:val="24"/>
-        </w:rPr>
-      </w:pPr>
-      <w:r>
-        <w:rPr>
-          <w:b w:val="1"/>
-          <w:bCs w:val="1"/>
-          <w:sz w:val="24"/>
-          <w:szCs w:val="24"/>
-          <w:rtl w:val="0"/>
-        </w:rPr>
-        <w:t xml:space="preserve">Format</w:t>
-      </w:r>
-      <w:r>
-        <w:rPr>
-          <w:sz w:val="24"/>
-          <w:szCs w:val="24"/>
-          <w:rtl w:val="0"/>
-        </w:rPr>
-        <w:t xml:space="preserve">: Website graphic</w:t>
-      </w:r>
-    </w:p>
-    <w:p>
-      <w:pPr>
-        <w:numPr>
-          <w:ilvl w:val="0"/>
-          <w:numId w:val="1"/>
-        </w:numPr>
-        <w:ind w:left="720" w:hanging="360"/>
-        <w:rPr>
-          <w:b w:val="1"/>
-          <w:bCs w:val="1"/>
-          <w:sz w:val="24"/>
-          <w:szCs w:val="24"/>
-        </w:rPr>
-      </w:pPr>
-      <w:r>
-        <w:rPr>
-          <w:b w:val="1"/>
-          <w:bCs w:val="1"/>
-          <w:sz w:val="24"/>
-          <w:szCs w:val="24"/>
-          <w:rtl w:val="0"/>
-        </w:rPr>
-        <w:t xml:space="preserve">Colors</w:t>
-      </w:r>
-      <w:r>
-        <w:rPr>
-          <w:sz w:val="24"/>
-          <w:szCs w:val="24"/>
-          <w:rtl w:val="0"/>
-        </w:rPr>
-        <w:t xml:space="preserve">: Deep royal purple</w:t>
-      </w:r>
-    </w:p>
-    <w:p>
-      <w:pPr>
-        <w:rPr>
-          <w:sz w:val="24"/>
-          <w:szCs w:val="24"/>
-          <w:u w:val="single"/>
-        </w:rPr>
-      </w:pPr>
-      <w:r>
-        <w:rPr>
-          <w:rtl w:val="0"/>
-        </w:rPr>
-      </w:r>
-    </w:p>
-    <w:p>
-      <w:pPr>
-        <w:rPr>
-          <w:sz w:val="24"/>
-          <w:szCs w:val="24"/>
-          <w:u w:val="single"/>
-        </w:rPr>
-      </w:pPr>
-      <w:r>
-        <w:rPr>
-          <w:sz w:val="24"/>
-          <w:szCs w:val="24"/>
-          <w:u w:val="single"/>
-          <w:rtl w:val="0"/>
-        </w:rPr>
-        <w:t xml:space="preserve">Directions (FOLLOW ALL DIRECTIONS IF YOU ARE DOING LALI JEWELS):</w:t>
-      </w:r>
-    </w:p>
-    <w:p>
-      <w:pPr>
-        <w:numPr>
-          <w:ilvl w:val="0"/>
-          <w:numId w:val="5"/>
-        </w:numPr>
-        <w:ind w:left="720" w:hanging="360"/>
-        <w:rPr>
-          <w:sz w:val="24"/>
-          <w:szCs w:val="24"/>
-        </w:rPr>
-      </w:pPr>
-      <w:r>
-        <w:rPr>
-          <w:sz w:val="24"/>
-          <w:szCs w:val="24"/>
-          <w:rtl w:val="0"/>
-        </w:rPr>
-        <w:t xml:space="preserve">Read About the Business &amp; Explore the Site: </w:t>
+        <w:spacing w:after="0" w:afterAutospacing="0" w:before="240" w:lineRule="auto"/>
+        <w:ind w:left="720" w:hanging="360"/>
+        <w:rPr>
+          <w:sz w:val="24"/>
+          <w:szCs w:val="24"/>
+        </w:rPr>
+      </w:pPr>
+      <w:r>
+        <w:rPr>
+          <w:sz w:val="24"/>
+          <w:szCs w:val="24"/>
+          <w:rtl w:val="0"/>
+        </w:rPr>
+        <w:t xml:space="preserve">Read About the Business &amp; Explore the Site:</w:t>
       </w:r>
       <w:hyperlink r:id="rId6">
+        <w:r>
+          <w:rPr>
+            <w:sz w:val="24"/>
+            <w:szCs w:val="24"/>
+            <w:rtl w:val="0"/>
+          </w:rPr>
+          <w:t xml:space="preserve"> </w:t>
+        </w:r>
+      </w:hyperlink>
+      <w:hyperlink r:id="rId7">
         <w:r>
           <w:rPr>
             <w:color w:val="1155cc"/>
@@ -424,23 +315,34 @@
       <w:pPr>
         <w:numPr>
           <w:ilvl w:val="0"/>
-          <w:numId w:val="5"/>
-        </w:numPr>
-        <w:ind w:left="720" w:hanging="360"/>
-        <w:rPr>
-          <w:sz w:val="24"/>
-          <w:szCs w:val="24"/>
-        </w:rPr>
-      </w:pPr>
-      <w:r>
-        <w:rPr>
-          <w:sz w:val="24"/>
-          <w:szCs w:val="24"/>
-          <w:rtl w:val="0"/>
-        </w:rPr>
-        <w:t xml:space="preserve">Visit LALI Jewels Catalog and select a jewelry product: </w:t>
-      </w:r>
-      <w:hyperlink r:id="rId7">
+          <w:numId w:val="1"/>
+        </w:numPr>
+        <w:spacing w:after="0" w:afterAutospacing="0" w:before="0" w:beforeAutospacing="0" w:lineRule="auto"/>
+        <w:ind w:left="720" w:hanging="360"/>
+        <w:rPr>
+          <w:sz w:val="24"/>
+          <w:szCs w:val="24"/>
+        </w:rPr>
+      </w:pPr>
+      <w:r>
+        <w:rPr>
+          <w:sz w:val="24"/>
+          <w:szCs w:val="24"/>
+          <w:rtl w:val="0"/>
+        </w:rPr>
+        <w:t xml:space="preserve">Visit LALI Jewels Catalog and select a jewelry product:</w:t>
+      </w:r>
+      <w:hyperlink r:id="rId8">
+        <w:r>
+          <w:rPr>
+            <w:sz w:val="24"/>
+            <w:szCs w:val="24"/>
+            <w:rtl w:val="0"/>
+          </w:rPr>
+          <w:t xml:space="preserve"> </w:t>
+        </w:r>
+      </w:hyperlink>
+      <w:hyperlink r:id="rId9">
         <w:r>
           <w:rPr>
             <w:color w:val="1155cc"/>
@@ -450,6 +352,7 @@
             <w:rtl w:val="0"/>
           </w:rPr>
           <w:t xml:space="preserve">https://www.lalijewelry.com/?page=jewelry</w:t>
+          <w:br w:type="textWrapping"/>
         </w:r>
       </w:hyperlink>
       <w:r>
@@ -458,8 +361,7 @@
           <w:szCs w:val="24"/>
           <w:rtl w:val="0"/>
         </w:rPr>
-        <w:br w:type="textWrapping"/>
-        <w:t xml:space="preserve">(ex </w:t>
+        <w:t xml:space="preserve"> (ex </w:t>
       </w:r>
       <w:r>
         <w:rPr>
@@ -468,9 +370,9 @@
         </w:rPr>
         <w:drawing>
           <wp:inline distB="114300" distT="114300" distL="114300" distR="114300">
-            <wp:extent cx="2987705" cy="3906999"/>
+            <wp:extent cx="2815228" cy="3679906"/>
             <wp:effectExtent b="0" l="0" r="0" t="0"/>
-            <wp:docPr id="1" name="image2.png"/>
+            <wp:docPr id="4" name="image2.png"/>
             <a:graphic>
               <a:graphicData uri="http://schemas.openxmlformats.org/drawingml/2006/picture">
                 <pic:pic>
@@ -479,7 +381,7 @@
                     <pic:cNvPicPr preferRelativeResize="0"/>
                   </pic:nvPicPr>
                   <pic:blipFill>
-                    <a:blip r:embed="rId8"/>
+                    <a:blip r:embed="rId10"/>
                     <a:srcRect b="0" l="0" r="0" t="0"/>
                     <a:stretch>
                       <a:fillRect/>
@@ -488,7 +390,7 @@
                   <pic:spPr>
                     <a:xfrm>
                       <a:off x="0" y="0"/>
-                      <a:ext cx="2987705" cy="3906999"/>
+                      <a:ext cx="2815228" cy="3679906"/>
                     </a:xfrm>
                     <a:prstGeom prst="rect"/>
                     <a:ln/>
@@ -505,38 +407,40 @@
           <w:szCs w:val="24"/>
           <w:rtl w:val="0"/>
         </w:rPr>
-        <w:t xml:space="preserve">)</w:t>
-      </w:r>
-    </w:p>
-    <w:p>
-      <w:pPr>
-        <w:numPr>
-          <w:ilvl w:val="0"/>
-          <w:numId w:val="5"/>
-        </w:numPr>
-        <w:ind w:left="720" w:hanging="360"/>
-        <w:rPr>
-          <w:sz w:val="24"/>
-          <w:szCs w:val="24"/>
-        </w:rPr>
-      </w:pPr>
-      <w:r>
-        <w:rPr>
-          <w:sz w:val="24"/>
-          <w:szCs w:val="24"/>
-          <w:rtl w:val="0"/>
-        </w:rPr>
-        <w:t>Complete the Business Review Article and Ad Guide</w:t>
-      </w:r>
-    </w:p>
-    <w:p>
-      <w:pPr>
-        <w:rPr>
-          <w:sz w:val="24"/>
-          <w:szCs w:val="24"/>
+        <w:t xml:space="preserve"> )</w:t>
+      </w:r>
+    </w:p>
+    <w:p>
+      <w:pPr>
+        <w:numPr>
+          <w:ilvl w:val="0"/>
+          <w:numId w:val="1"/>
+        </w:numPr>
+        <w:spacing w:after="240" w:before="0" w:beforeAutospacing="0" w:lineRule="auto"/>
+        <w:ind w:left="720" w:hanging="360"/>
+        <w:rPr>
+          <w:sz w:val="24"/>
+          <w:szCs w:val="24"/>
+        </w:rPr>
+      </w:pPr>
+      <w:r>
+        <w:rPr>
+          <w:sz w:val="24"/>
+          <w:szCs w:val="24"/>
+          <w:rtl w:val="0"/>
+        </w:rPr>
+        <w:t xml:space="preserve">Complete the Business Review Article and Ad Guide</w:t>
+      </w:r>
+    </w:p>
+    <w:p>
+      <w:pPr>
+        <w:rPr>
+          <w:b w:val="1"/>
+          <w:bCs w:val="1"/>
+          <w:sz w:val="32"/>
+          <w:szCs w:val="32"/>
         </w:rPr>
         <w:sectPr>
-          <w:type w:val="nextPage"/>
           <w:pgSz w:h="15840" w:w="12240" w:orient="portrait"/>
           <w:pgMar w:bottom="1440" w:top="1440" w:left="1440" w:right="1440" w:header="720" w:footer="720"/>
           <w:pgNumType w:start="1"/>
@@ -544,84 +448,25 @@
       </w:pPr>
       <w:r>
         <w:rPr>
-          <w:sz w:val="24"/>
-          <w:szCs w:val="24"/>
-          <w:rtl w:val="0"/>
-        </w:rPr>
-        <w:t xml:space="preserve"> </w:t>
-      </w:r>
-    </w:p>
-    <w:p>
-      <w:pPr>
-        <w:pStyle w:val="Title"/>
-        <w:keepNext w:val="0"/>
-        <w:keepLines w:val="0"/>
-        <w:pageBreakBefore w:val="0"/>
-        <w:widowControl w:val="0"/>
-        <w:pBdr>
-          <w:top w:space="0" w:sz="0" w:val="nil"/>
-          <w:left w:space="0" w:sz="0" w:val="nil"/>
-          <w:bottom w:space="0" w:sz="0" w:val="nil"/>
-          <w:right w:space="0" w:sz="0" w:val="nil"/>
-          <w:between w:space="0" w:sz="0" w:val="nil"/>
-        </w:pBdr>
-        <w:shd w:fill="auto" w:val="clear"/>
-        <w:spacing w:after="0" w:before="0" w:line="276" w:lineRule="auto"/>
-        <w:ind w:left="0" w:right="0" w:firstLine="0"/>
-        <w:jc w:val="left"/>
-        <w:rPr>
-          <w:sz w:val="24"/>
-          <w:szCs w:val="24"/>
-        </w:rPr>
-        <w:sectPr>
-          <w:type w:val="nextPage"/>
-          <w:pgSz w:h="15840" w:w="12240" w:orient="portrait"/>
-          <w:pgMar w:bottom="1440" w:top="1440" w:left="1440" w:right="1440" w:header="720" w:footer="720"/>
-          <w:pgNumType w:start="1"/>
-        </w:sectPr>
-      </w:pPr>
-      <w:bookmarkStart w:colFirst="0" w:colLast="0" w:name="_nlckkf3bf8ai" w:id="1"/>
-      <w:bookmarkEnd w:id="1"/>
-      <w:r>
-        <w:rPr>
-          <w:rFonts w:ascii="Arial" w:cs="Arial" w:eastAsia="Arial" w:hAnsi="Arial"/>
-          <w:b w:val="0"/>
-          <w:bCs w:val="0"/>
-          <w:i w:val="0"/>
-          <w:iCs w:val="0"/>
-          <w:smallCaps w:val="0"/>
-          <w:strike w:val="0"/>
-          <w:color w:val="000000"/>
-          <w:sz w:val="52"/>
-          <w:szCs w:val="52"/>
-          <w:u w:val="none"/>
-          <w:shd w:fill="auto" w:val="clear"/>
-          <w:vertAlign w:val="baseline"/>
-          <w:rtl w:val="0"/>
-        </w:rPr>
-        <w:t xml:space="preserve">MyTeenGig</w:t>
-      </w:r>
-      <w:r>
-        <w:rPr>
-          <w:rtl w:val="0"/>
-        </w:rPr>
-      </w:r>
-    </w:p>
-    <w:p>
-      <w:pPr>
-        <w:rPr>
-          <w:b w:val="1"/>
-          <w:bCs w:val="1"/>
-          <w:sz w:val="32"/>
-          <w:szCs w:val="32"/>
-        </w:rPr>
-      </w:pPr>
-      <w:r>
-        <w:rPr>
-          <w:b w:val="1"/>
-          <w:bCs w:val="1"/>
-          <w:sz w:val="32"/>
-          <w:szCs w:val="32"/>
+          <w:rtl w:val="0"/>
+        </w:rPr>
+      </w:r>
+    </w:p>
+    <w:p>
+      <w:pPr>
+        <w:rPr>
+          <w:b w:val="1"/>
+          <w:bCs w:val="1"/>
+          <w:sz w:val="24"/>
+          <w:szCs w:val="24"/>
+        </w:rPr>
+      </w:pPr>
+      <w:r>
+        <w:rPr>
+          <w:b w:val="1"/>
+          <w:bCs w:val="1"/>
+          <w:sz w:val="24"/>
+          <w:szCs w:val="24"/>
           <w:rtl w:val="0"/>
         </w:rPr>
         <w:t xml:space="preserve">MyTeenGig:</w:t>
@@ -631,12 +476,11 @@
       <w:pPr>
         <w:numPr>
           <w:ilvl w:val="0"/>
-          <w:numId w:val="1"/>
-        </w:numPr>
-        <w:ind w:left="720" w:hanging="360"/>
-        <w:rPr>
-          <w:b w:val="1"/>
-          <w:bCs w:val="1"/>
+          <w:numId w:val="3"/>
+        </w:numPr>
+        <w:spacing w:after="0" w:afterAutospacing="0" w:before="240" w:lineRule="auto"/>
+        <w:ind w:left="720" w:hanging="360"/>
+        <w:rPr>
           <w:sz w:val="24"/>
           <w:szCs w:val="24"/>
         </w:rPr>
@@ -657,61 +501,60 @@
           <w:szCs w:val="24"/>
           <w:rtl w:val="0"/>
         </w:rPr>
-        <w:t>: Build brand awareness for ONE side of MyTeenGig. Pick one:</w:t>
+        <w:t xml:space="preserve">: Build brand awareness for ONE side of MyTeenGig. Pick one:</w:t>
       </w:r>
     </w:p>
     <w:p>
       <w:pPr>
         <w:numPr>
           <w:ilvl w:val="1"/>
-          <w:numId w:val="1"/>
-        </w:numPr>
+          <w:numId w:val="3"/>
+        </w:numPr>
+        <w:spacing w:after="0" w:afterAutospacing="0" w:before="0" w:beforeAutospacing="0" w:lineRule="auto"/>
         <w:ind w:left="1440" w:hanging="360"/>
         <w:rPr>
-          <w:b w:val="1"/>
-          <w:bCs w:val="1"/>
-          <w:sz w:val="24"/>
-          <w:szCs w:val="24"/>
-        </w:rPr>
-      </w:pPr>
-      <w:r>
-        <w:rPr>
-          <w:sz w:val="24"/>
-          <w:szCs w:val="24"/>
-          <w:rtl w:val="0"/>
-        </w:rPr>
-        <w:t>Teen side: get teens ages 14–19 to create a free account and find local gigs and volunteer opportunities</w:t>
+          <w:sz w:val="24"/>
+          <w:szCs w:val="24"/>
+        </w:rPr>
+      </w:pPr>
+      <w:r>
+        <w:rPr>
+          <w:sz w:val="24"/>
+          <w:szCs w:val="24"/>
+          <w:rtl w:val="0"/>
+        </w:rPr>
+        <w:t xml:space="preserve">Teen side: get teens ages 14–19 to create a free account and find local gigs and volunteer opportunities</w:t>
       </w:r>
     </w:p>
     <w:p>
       <w:pPr>
         <w:numPr>
           <w:ilvl w:val="1"/>
-          <w:numId w:val="1"/>
-        </w:numPr>
+          <w:numId w:val="3"/>
+        </w:numPr>
+        <w:spacing w:after="0" w:afterAutospacing="0" w:before="0" w:beforeAutospacing="0" w:lineRule="auto"/>
         <w:ind w:left="1440" w:hanging="360"/>
         <w:rPr>
-          <w:b w:val="1"/>
-          <w:bCs w:val="1"/>
-          <w:sz w:val="24"/>
-          <w:szCs w:val="24"/>
-        </w:rPr>
-      </w:pPr>
-      <w:r>
-        <w:rPr>
-          <w:sz w:val="24"/>
-          <w:szCs w:val="24"/>
-          <w:rtl w:val="0"/>
-        </w:rPr>
-        <w:t>Business side: get homeowners and businesses to post jobs and volunteer opportunities for local teens</w:t>
-      </w:r>
-    </w:p>
-    <w:p>
-      <w:pPr>
-        <w:numPr>
-          <w:ilvl w:val="0"/>
-          <w:numId w:val="1"/>
-        </w:numPr>
+          <w:sz w:val="24"/>
+          <w:szCs w:val="24"/>
+        </w:rPr>
+      </w:pPr>
+      <w:r>
+        <w:rPr>
+          <w:sz w:val="24"/>
+          <w:szCs w:val="24"/>
+          <w:rtl w:val="0"/>
+        </w:rPr>
+        <w:t xml:space="preserve">Business side: get homeowners and businesses to post jobs and volunteer opportunities for local teens</w:t>
+      </w:r>
+    </w:p>
+    <w:p>
+      <w:pPr>
+        <w:numPr>
+          <w:ilvl w:val="0"/>
+          <w:numId w:val="3"/>
+        </w:numPr>
+        <w:spacing w:after="0" w:afterAutospacing="0" w:before="0" w:beforeAutospacing="0" w:lineRule="auto"/>
         <w:ind w:left="720" w:hanging="360"/>
         <w:rPr>
           <w:sz w:val="24"/>
@@ -741,12 +584,11 @@
       <w:pPr>
         <w:numPr>
           <w:ilvl w:val="0"/>
-          <w:numId w:val="1"/>
-        </w:numPr>
-        <w:ind w:left="720" w:hanging="360"/>
-        <w:rPr>
-          <w:b w:val="1"/>
-          <w:bCs w:val="1"/>
+          <w:numId w:val="3"/>
+        </w:numPr>
+        <w:spacing w:after="0" w:afterAutospacing="0" w:before="0" w:beforeAutospacing="0" w:lineRule="auto"/>
+        <w:ind w:left="720" w:hanging="360"/>
+        <w:rPr>
           <w:sz w:val="24"/>
           <w:szCs w:val="24"/>
         </w:rPr>
@@ -767,38 +609,38 @@
           <w:szCs w:val="24"/>
           <w:rtl w:val="0"/>
         </w:rPr>
-        <w:t>: Match the side you picked.</w:t>
+        <w:t xml:space="preserve">: Match the side you picked.</w:t>
       </w:r>
     </w:p>
     <w:p>
       <w:pPr>
         <w:numPr>
           <w:ilvl w:val="1"/>
-          <w:numId w:val="1"/>
-        </w:numPr>
+          <w:numId w:val="3"/>
+        </w:numPr>
+        <w:spacing w:after="0" w:afterAutospacing="0" w:before="0" w:beforeAutospacing="0" w:lineRule="auto"/>
         <w:ind w:left="1440" w:hanging="360"/>
         <w:rPr>
-          <w:b w:val="1"/>
-          <w:bCs w:val="1"/>
-          <w:sz w:val="24"/>
-          <w:szCs w:val="24"/>
-        </w:rPr>
-      </w:pPr>
-      <w:r>
-        <w:rPr>
-          <w:sz w:val="24"/>
-          <w:szCs w:val="24"/>
-          <w:rtl w:val="0"/>
-        </w:rPr>
-        <w:t>Teen side: Teens ages 14–19 looking to earn money, gain experience, build skills, or volunteer (parents looking for good jobs for their teens can be a second audience)</w:t>
+          <w:sz w:val="24"/>
+          <w:szCs w:val="24"/>
+        </w:rPr>
+      </w:pPr>
+      <w:r>
+        <w:rPr>
+          <w:sz w:val="24"/>
+          <w:szCs w:val="24"/>
+          <w:rtl w:val="0"/>
+        </w:rPr>
+        <w:t xml:space="preserve">Teen side: Teens ages 14–19 looking to earn money, gain experience, build skills, or volunteer (parents looking for good jobs for their teens can be a second audience)</w:t>
       </w:r>
     </w:p>
     <w:p>
       <w:pPr>
         <w:numPr>
           <w:ilvl w:val="1"/>
-          <w:numId w:val="1"/>
-        </w:numPr>
+          <w:numId w:val="3"/>
+        </w:numPr>
+        <w:spacing w:after="0" w:afterAutospacing="0" w:before="0" w:beforeAutospacing="0" w:lineRule="auto"/>
         <w:ind w:left="1440" w:hanging="360"/>
         <w:rPr>
           <w:sz w:val="24"/>
@@ -811,19 +653,18 @@
           <w:szCs w:val="24"/>
           <w:rtl w:val="0"/>
         </w:rPr>
-        <w:t>Business side: Homeowners and businesses looking for help</w:t>
-      </w:r>
-    </w:p>
-    <w:p>
-      <w:pPr>
-        <w:numPr>
-          <w:ilvl w:val="0"/>
-          <w:numId w:val="1"/>
-        </w:numPr>
-        <w:ind w:left="720" w:hanging="360"/>
-        <w:rPr>
-          <w:b w:val="1"/>
-          <w:bCs w:val="1"/>
+        <w:t xml:space="preserve">Business side: Homeowners and businesses looking for help</w:t>
+      </w:r>
+    </w:p>
+    <w:p>
+      <w:pPr>
+        <w:numPr>
+          <w:ilvl w:val="0"/>
+          <w:numId w:val="3"/>
+        </w:numPr>
+        <w:spacing w:after="0" w:afterAutospacing="0" w:before="0" w:beforeAutospacing="0" w:lineRule="auto"/>
+        <w:ind w:left="720" w:hanging="360"/>
+        <w:rPr>
           <w:sz w:val="24"/>
           <w:szCs w:val="24"/>
         </w:rPr>
@@ -851,8 +692,9 @@
       <w:pPr>
         <w:numPr>
           <w:ilvl w:val="1"/>
-          <w:numId w:val="1"/>
-        </w:numPr>
+          <w:numId w:val="3"/>
+        </w:numPr>
+        <w:spacing w:after="0" w:afterAutospacing="0" w:before="0" w:beforeAutospacing="0" w:lineRule="auto"/>
         <w:ind w:left="1440" w:hanging="360"/>
         <w:rPr>
           <w:sz w:val="24"/>
@@ -865,15 +707,16 @@
           <w:szCs w:val="24"/>
           <w:rtl w:val="0"/>
         </w:rPr>
-        <w:t>Teen side: There are opportunities right in your community that MyTeenGig can help you find in one place</w:t>
+        <w:t xml:space="preserve">Teen side: There are opportunities right in your community that MyTeenGig can help you find in one place</w:t>
       </w:r>
     </w:p>
     <w:p>
       <w:pPr>
         <w:numPr>
           <w:ilvl w:val="1"/>
-          <w:numId w:val="1"/>
-        </w:numPr>
+          <w:numId w:val="3"/>
+        </w:numPr>
+        <w:spacing w:after="0" w:afterAutospacing="0" w:before="0" w:beforeAutospacing="0" w:lineRule="auto"/>
         <w:ind w:left="1440" w:hanging="360"/>
         <w:rPr>
           <w:sz w:val="24"/>
@@ -886,19 +729,18 @@
           <w:szCs w:val="24"/>
           <w:rtl w:val="0"/>
         </w:rPr>
-        <w:t>Business side: Local teens available to homeowners and businesses needing help</w:t>
-      </w:r>
-    </w:p>
-    <w:p>
-      <w:pPr>
-        <w:numPr>
-          <w:ilvl w:val="0"/>
-          <w:numId w:val="1"/>
-        </w:numPr>
-        <w:ind w:left="720" w:hanging="360"/>
-        <w:rPr>
-          <w:b w:val="1"/>
-          <w:bCs w:val="1"/>
+        <w:t xml:space="preserve">Business side: Local teens available to homeowners and businesses needing help</w:t>
+      </w:r>
+    </w:p>
+    <w:p>
+      <w:pPr>
+        <w:numPr>
+          <w:ilvl w:val="0"/>
+          <w:numId w:val="3"/>
+        </w:numPr>
+        <w:spacing w:after="0" w:afterAutospacing="0" w:before="0" w:beforeAutospacing="0" w:lineRule="auto"/>
+        <w:ind w:left="720" w:hanging="360"/>
+        <w:rPr>
           <w:sz w:val="24"/>
           <w:szCs w:val="24"/>
         </w:rPr>
@@ -926,8 +768,9 @@
       <w:pPr>
         <w:numPr>
           <w:ilvl w:val="1"/>
-          <w:numId w:val="1"/>
-        </w:numPr>
+          <w:numId w:val="3"/>
+        </w:numPr>
+        <w:spacing w:after="0" w:afterAutospacing="0" w:before="0" w:beforeAutospacing="0" w:lineRule="auto"/>
         <w:ind w:left="1440" w:hanging="360"/>
         <w:rPr>
           <w:sz w:val="24"/>
@@ -940,9 +783,19 @@
           <w:szCs w:val="24"/>
           <w:rtl w:val="0"/>
         </w:rPr>
-        <w:t xml:space="preserve">Teen side: Visit </w:t>
-      </w:r>
-      <w:hyperlink r:id="rId9">
+        <w:t xml:space="preserve">Teen side: Visit</w:t>
+      </w:r>
+      <w:hyperlink r:id="rId11">
+        <w:r>
+          <w:rPr>
+            <w:sz w:val="24"/>
+            <w:szCs w:val="24"/>
+            <w:rtl w:val="0"/>
+          </w:rPr>
+          <w:t xml:space="preserve"> </w:t>
+        </w:r>
+      </w:hyperlink>
+      <w:hyperlink r:id="rId12">
         <w:r>
           <w:rPr>
             <w:color w:val="1155cc"/>
@@ -967,8 +820,9 @@
       <w:pPr>
         <w:numPr>
           <w:ilvl w:val="1"/>
-          <w:numId w:val="1"/>
-        </w:numPr>
+          <w:numId w:val="3"/>
+        </w:numPr>
+        <w:spacing w:after="0" w:afterAutospacing="0" w:before="0" w:beforeAutospacing="0" w:lineRule="auto"/>
         <w:ind w:left="1440" w:hanging="360"/>
         <w:rPr>
           <w:sz w:val="24"/>
@@ -981,9 +835,19 @@
           <w:szCs w:val="24"/>
           <w:rtl w:val="0"/>
         </w:rPr>
-        <w:t xml:space="preserve">Business side: Visit </w:t>
-      </w:r>
-      <w:hyperlink r:id="rId10">
+        <w:t xml:space="preserve">Business side: Visit</w:t>
+      </w:r>
+      <w:hyperlink r:id="rId13">
+        <w:r>
+          <w:rPr>
+            <w:sz w:val="24"/>
+            <w:szCs w:val="24"/>
+            <w:rtl w:val="0"/>
+          </w:rPr>
+          <w:t xml:space="preserve"> </w:t>
+        </w:r>
+      </w:hyperlink>
+      <w:hyperlink r:id="rId14">
         <w:r>
           <w:rPr>
             <w:color w:val="1155cc"/>
@@ -1008,12 +872,11 @@
       <w:pPr>
         <w:numPr>
           <w:ilvl w:val="0"/>
-          <w:numId w:val="1"/>
-        </w:numPr>
-        <w:ind w:left="720" w:hanging="360"/>
-        <w:rPr>
-          <w:b w:val="1"/>
-          <w:bCs w:val="1"/>
+          <w:numId w:val="3"/>
+        </w:numPr>
+        <w:spacing w:after="0" w:afterAutospacing="0" w:before="0" w:beforeAutospacing="0" w:lineRule="auto"/>
+        <w:ind w:left="720" w:hanging="360"/>
+        <w:rPr>
           <w:sz w:val="24"/>
           <w:szCs w:val="24"/>
         </w:rPr>
@@ -1034,19 +897,18 @@
           <w:szCs w:val="24"/>
           <w:rtl w:val="0"/>
         </w:rPr>
-        <w:t>: Friendly, energetic, positive, and trustworthy. Appeal to teens without feeling childish.</w:t>
-      </w:r>
-    </w:p>
-    <w:p>
-      <w:pPr>
-        <w:numPr>
-          <w:ilvl w:val="0"/>
-          <w:numId w:val="1"/>
-        </w:numPr>
-        <w:ind w:left="720" w:hanging="360"/>
-        <w:rPr>
-          <w:b w:val="1"/>
-          <w:bCs w:val="1"/>
+        <w:t xml:space="preserve">: Friendly, energetic, positive, and trustworthy. Appeal to teens without feeling childish.</w:t>
+      </w:r>
+    </w:p>
+    <w:p>
+      <w:pPr>
+        <w:numPr>
+          <w:ilvl w:val="0"/>
+          <w:numId w:val="3"/>
+        </w:numPr>
+        <w:spacing w:after="240" w:before="0" w:beforeAutospacing="0" w:lineRule="auto"/>
+        <w:ind w:left="720" w:hanging="360"/>
+        <w:rPr>
           <w:sz w:val="24"/>
           <w:szCs w:val="24"/>
         </w:rPr>
@@ -1067,69 +929,20 @@
           <w:szCs w:val="24"/>
           <w:rtl w:val="0"/>
         </w:rPr>
-        <w:t>: Pick ONE: social post, story/vertical post, flyer, poster, or website graphic</w:t>
-      </w:r>
-    </w:p>
-    <w:p>
-      <w:pPr>
-        <w:numPr>
-          <w:ilvl w:val="0"/>
-          <w:numId w:val="1"/>
-        </w:numPr>
-        <w:ind w:left="720" w:hanging="360"/>
-        <w:rPr>
-          <w:b w:val="1"/>
-          <w:bCs w:val="1"/>
-          <w:sz w:val="24"/>
-          <w:szCs w:val="24"/>
-        </w:rPr>
-      </w:pPr>
-      <w:r>
-        <w:rPr>
-          <w:b w:val="1"/>
-          <w:bCs w:val="1"/>
-          <w:sz w:val="24"/>
-          <w:szCs w:val="24"/>
-          <w:rtl w:val="0"/>
-        </w:rPr>
-        <w:t xml:space="preserve">Colors</w:t>
-      </w:r>
-      <w:r>
-        <w:rPr>
-          <w:sz w:val="24"/>
-          <w:szCs w:val="24"/>
-          <w:rtl w:val="0"/>
-        </w:rPr>
-        <w:t xml:space="preserve">: MyTeenGig’s existing logo and brand colors. Photos or illustrations of diverse teens participating in gigs are encouraged.</w:t>
-      </w:r>
-    </w:p>
-    <w:p>
-      <w:pPr>
-        <w:rPr>
-          <w:sz w:val="24"/>
-          <w:szCs w:val="24"/>
-          <w:u w:val="single"/>
-        </w:rPr>
-      </w:pPr>
-      <w:r>
-        <w:rPr>
-          <w:rtl w:val="0"/>
-        </w:rPr>
-      </w:r>
-    </w:p>
-    <w:p>
-      <w:pPr>
-        <w:rPr>
-          <w:sz w:val="24"/>
-          <w:szCs w:val="24"/>
-          <w:u w:val="single"/>
-        </w:rPr>
-      </w:pPr>
-      <w:r>
-        <w:rPr>
-          <w:sz w:val="24"/>
-          <w:szCs w:val="24"/>
-          <w:u w:val="single"/>
+        <w:t xml:space="preserve">: Pick ONE: social post, story/vertical post, flyer, poster, or website graphic</w:t>
+      </w:r>
+    </w:p>
+    <w:p>
+      <w:pPr>
+        <w:rPr>
+          <w:sz w:val="24"/>
+          <w:szCs w:val="24"/>
+        </w:rPr>
+      </w:pPr>
+      <w:r>
+        <w:rPr>
+          <w:sz w:val="24"/>
+          <w:szCs w:val="24"/>
           <w:rtl w:val="0"/>
         </w:rPr>
         <w:t xml:space="preserve">Directions (FOLLOW ALL DIRECTIONS IF YOU ARE DOING MyTeenGig):</w:t>
@@ -1139,23 +952,34 @@
       <w:pPr>
         <w:numPr>
           <w:ilvl w:val="0"/>
-          <w:numId w:val="2"/>
-        </w:numPr>
-        <w:ind w:left="720" w:hanging="360"/>
-        <w:rPr>
-          <w:sz w:val="24"/>
-          <w:szCs w:val="24"/>
-        </w:rPr>
-      </w:pPr>
-      <w:r>
-        <w:rPr>
-          <w:sz w:val="24"/>
-          <w:szCs w:val="24"/>
-          <w:rtl w:val="0"/>
-        </w:rPr>
-        <w:t xml:space="preserve">Explore MyTeenGig and read the About Page: </w:t>
-      </w:r>
-      <w:hyperlink r:id="rId11">
+          <w:numId w:val="6"/>
+        </w:numPr>
+        <w:spacing w:after="0" w:afterAutospacing="0" w:before="240" w:lineRule="auto"/>
+        <w:ind w:left="720" w:hanging="360"/>
+        <w:rPr>
+          <w:sz w:val="24"/>
+          <w:szCs w:val="24"/>
+        </w:rPr>
+      </w:pPr>
+      <w:r>
+        <w:rPr>
+          <w:sz w:val="24"/>
+          <w:szCs w:val="24"/>
+          <w:rtl w:val="0"/>
+        </w:rPr>
+        <w:t xml:space="preserve">Explore MyTeenGig and read the About Page:</w:t>
+      </w:r>
+      <w:hyperlink r:id="rId15">
+        <w:r>
+          <w:rPr>
+            <w:sz w:val="24"/>
+            <w:szCs w:val="24"/>
+            <w:rtl w:val="0"/>
+          </w:rPr>
+          <w:t xml:space="preserve"> </w:t>
+        </w:r>
+      </w:hyperlink>
+      <w:hyperlink r:id="rId16">
         <w:r>
           <w:rPr>
             <w:color w:val="1155cc"/>
@@ -1177,23 +1001,34 @@
       <w:pPr>
         <w:numPr>
           <w:ilvl w:val="0"/>
-          <w:numId w:val="2"/>
-        </w:numPr>
-        <w:ind w:left="720" w:hanging="360"/>
-        <w:rPr>
-          <w:sz w:val="24"/>
-          <w:szCs w:val="24"/>
-        </w:rPr>
-      </w:pPr>
-      <w:r>
-        <w:rPr>
-          <w:sz w:val="24"/>
-          <w:szCs w:val="24"/>
-          <w:rtl w:val="0"/>
-        </w:rPr>
-        <w:t xml:space="preserve">Select One Gig Type: </w:t>
-      </w:r>
-      <w:hyperlink r:id="rId12">
+          <w:numId w:val="6"/>
+        </w:numPr>
+        <w:spacing w:after="0" w:afterAutospacing="0" w:before="0" w:beforeAutospacing="0" w:lineRule="auto"/>
+        <w:ind w:left="720" w:hanging="360"/>
+        <w:rPr>
+          <w:sz w:val="24"/>
+          <w:szCs w:val="24"/>
+        </w:rPr>
+      </w:pPr>
+      <w:r>
+        <w:rPr>
+          <w:sz w:val="24"/>
+          <w:szCs w:val="24"/>
+          <w:rtl w:val="0"/>
+        </w:rPr>
+        <w:t xml:space="preserve">Select One Gig Type:</w:t>
+      </w:r>
+      <w:hyperlink r:id="rId17">
+        <w:r>
+          <w:rPr>
+            <w:sz w:val="24"/>
+            <w:szCs w:val="24"/>
+            <w:rtl w:val="0"/>
+          </w:rPr>
+          <w:t xml:space="preserve"> </w:t>
+        </w:r>
+      </w:hyperlink>
+      <w:hyperlink r:id="rId18">
         <w:r>
           <w:rPr>
             <w:color w:val="1155cc"/>
@@ -1203,6 +1038,7 @@
             <w:rtl w:val="0"/>
           </w:rPr>
           <w:t xml:space="preserve">https://myteengig.com/#gig-types</w:t>
+          <w:br w:type="textWrapping"/>
         </w:r>
       </w:hyperlink>
       <w:r>
@@ -1211,8 +1047,7 @@
           <w:szCs w:val="24"/>
           <w:rtl w:val="0"/>
         </w:rPr>
-        <w:br w:type="textWrapping"/>
-        <w:t xml:space="preserve">(ex. </w:t>
+        <w:t xml:space="preserve"> (ex.  </w:t>
       </w:r>
       <w:r>
         <w:rPr>
@@ -1221,7 +1056,7 @@
         </w:rPr>
         <w:drawing>
           <wp:inline distB="114300" distT="114300" distL="114300" distR="114300">
-            <wp:extent cx="2553024" cy="1260556"/>
+            <wp:extent cx="3500363" cy="1728786"/>
             <wp:effectExtent b="0" l="0" r="0" t="0"/>
             <wp:docPr id="3" name="image1.png"/>
             <a:graphic>
@@ -1232,7 +1067,7 @@
                     <pic:cNvPicPr preferRelativeResize="0"/>
                   </pic:nvPicPr>
                   <pic:blipFill>
-                    <a:blip r:embed="rId13"/>
+                    <a:blip r:embed="rId19"/>
                     <a:srcRect b="0" l="0" r="0" t="0"/>
                     <a:stretch>
                       <a:fillRect/>
@@ -1241,7 +1076,7 @@
                   <pic:spPr>
                     <a:xfrm>
                       <a:off x="0" y="0"/>
-                      <a:ext cx="2553024" cy="1260556"/>
+                      <a:ext cx="3500363" cy="1728786"/>
                     </a:xfrm>
                     <a:prstGeom prst="rect"/>
                     <a:ln/>
@@ -1262,12 +1097,31 @@
       <w:pPr>
         <w:numPr>
           <w:ilvl w:val="0"/>
-          <w:numId w:val="2"/>
-        </w:numPr>
-        <w:ind w:left="720" w:hanging="360"/>
-        <w:rPr>
-          <w:sz w:val="24"/>
-          <w:szCs w:val="24"/>
+          <w:numId w:val="6"/>
+        </w:numPr>
+        <w:spacing w:after="240" w:before="0" w:beforeAutospacing="0" w:lineRule="auto"/>
+        <w:ind w:left="720" w:hanging="360"/>
+        <w:rPr>
+          <w:sz w:val="24"/>
+          <w:szCs w:val="24"/>
+        </w:rPr>
+      </w:pPr>
+      <w:r>
+        <w:rPr>
+          <w:sz w:val="24"/>
+          <w:szCs w:val="24"/>
+          <w:rtl w:val="0"/>
+        </w:rPr>
+        <w:t xml:space="preserve">Complete the Business Review Article and Ad Guide</w:t>
+      </w:r>
+    </w:p>
+    <w:p>
+      <w:pPr>
+        <w:rPr>
+          <w:b w:val="1"/>
+          <w:bCs w:val="1"/>
+          <w:sz w:val="32"/>
+          <w:szCs w:val="32"/>
         </w:rPr>
         <w:sectPr>
           <w:type w:val="nextPage"/>
@@ -1278,84 +1132,25 @@
       </w:pPr>
       <w:r>
         <w:rPr>
-          <w:sz w:val="24"/>
-          <w:szCs w:val="24"/>
-          <w:rtl w:val="0"/>
-        </w:rPr>
-        <w:t>Complete the Business Review Article and Ad Guide</w:t>
-      </w:r>
-    </w:p>
-    <w:p>
-      <w:pPr>
-        <w:pStyle w:val="Title"/>
-        <w:keepNext w:val="0"/>
-        <w:keepLines w:val="0"/>
-        <w:pageBreakBefore w:val="0"/>
-        <w:widowControl w:val="0"/>
-        <w:pBdr>
-          <w:top w:space="0" w:sz="0" w:val="nil"/>
-          <w:left w:space="0" w:sz="0" w:val="nil"/>
-          <w:bottom w:space="0" w:sz="0" w:val="nil"/>
-          <w:right w:space="0" w:sz="0" w:val="nil"/>
-          <w:between w:space="0" w:sz="0" w:val="nil"/>
-        </w:pBdr>
-        <w:shd w:fill="auto" w:val="clear"/>
-        <w:spacing w:after="0" w:before="0" w:line="276" w:lineRule="auto"/>
-        <w:ind w:left="0" w:right="0" w:firstLine="0"/>
-        <w:jc w:val="left"/>
-        <w:rPr>
-          <w:sz w:val="24"/>
-          <w:szCs w:val="24"/>
-        </w:rPr>
-        <w:sectPr>
-          <w:type w:val="nextPage"/>
-          <w:pgSz w:h="15840" w:w="12240" w:orient="portrait"/>
-          <w:pgMar w:bottom="1440" w:top="1440" w:left="1440" w:right="1440" w:header="720" w:footer="720"/>
-          <w:pgNumType w:start="1"/>
-        </w:sectPr>
-      </w:pPr>
-      <w:bookmarkStart w:colFirst="0" w:colLast="0" w:name="_1dk6kvmp5air" w:id="2"/>
-      <w:bookmarkEnd w:id="2"/>
-      <w:r>
-        <w:rPr>
-          <w:rFonts w:ascii="Arial" w:cs="Arial" w:eastAsia="Arial" w:hAnsi="Arial"/>
-          <w:b w:val="0"/>
-          <w:bCs w:val="0"/>
-          <w:i w:val="0"/>
-          <w:iCs w:val="0"/>
-          <w:smallCaps w:val="0"/>
-          <w:strike w:val="0"/>
-          <w:color w:val="000000"/>
-          <w:sz w:val="52"/>
-          <w:szCs w:val="52"/>
-          <w:u w:val="none"/>
-          <w:shd w:fill="auto" w:val="clear"/>
-          <w:vertAlign w:val="baseline"/>
-          <w:rtl w:val="0"/>
-        </w:rPr>
-        <w:t xml:space="preserve">Double Happiness Creations</w:t>
-      </w:r>
-      <w:r>
-        <w:rPr>
-          <w:rtl w:val="0"/>
-        </w:rPr>
-      </w:r>
-    </w:p>
-    <w:p>
-      <w:pPr>
-        <w:rPr>
-          <w:b w:val="1"/>
-          <w:bCs w:val="1"/>
-          <w:sz w:val="32"/>
-          <w:szCs w:val="32"/>
-        </w:rPr>
-      </w:pPr>
-      <w:r>
-        <w:rPr>
-          <w:b w:val="1"/>
-          <w:bCs w:val="1"/>
-          <w:sz w:val="32"/>
-          <w:szCs w:val="32"/>
+          <w:rtl w:val="0"/>
+        </w:rPr>
+      </w:r>
+    </w:p>
+    <w:p>
+      <w:pPr>
+        <w:rPr>
+          <w:b w:val="1"/>
+          <w:bCs w:val="1"/>
+          <w:sz w:val="24"/>
+          <w:szCs w:val="24"/>
+        </w:rPr>
+      </w:pPr>
+      <w:r>
+        <w:rPr>
+          <w:b w:val="1"/>
+          <w:bCs w:val="1"/>
+          <w:sz w:val="24"/>
+          <w:szCs w:val="24"/>
           <w:rtl w:val="0"/>
         </w:rPr>
         <w:t xml:space="preserve">Double Happiness Creations:</w:t>
@@ -1365,12 +1160,11 @@
       <w:pPr>
         <w:numPr>
           <w:ilvl w:val="0"/>
-          <w:numId w:val="6"/>
-        </w:numPr>
-        <w:ind w:left="720" w:hanging="360"/>
-        <w:rPr>
-          <w:b w:val="1"/>
-          <w:bCs w:val="1"/>
+          <w:numId w:val="7"/>
+        </w:numPr>
+        <w:spacing w:after="0" w:afterAutospacing="0" w:before="240" w:lineRule="auto"/>
+        <w:ind w:left="720" w:hanging="360"/>
+        <w:rPr>
           <w:sz w:val="24"/>
           <w:szCs w:val="24"/>
         </w:rPr>
@@ -1391,15 +1185,16 @@
           <w:szCs w:val="24"/>
           <w:rtl w:val="0"/>
         </w:rPr>
-        <w:t>: Build brand awareness by showing off ONE design they made</w:t>
-      </w:r>
-    </w:p>
-    <w:p>
-      <w:pPr>
-        <w:numPr>
-          <w:ilvl w:val="0"/>
-          <w:numId w:val="6"/>
-        </w:numPr>
+        <w:t xml:space="preserve">: Build brand awareness by showing off ONE design they made</w:t>
+      </w:r>
+    </w:p>
+    <w:p>
+      <w:pPr>
+        <w:numPr>
+          <w:ilvl w:val="0"/>
+          <w:numId w:val="7"/>
+        </w:numPr>
+        <w:spacing w:after="0" w:afterAutospacing="0" w:before="0" w:beforeAutospacing="0" w:lineRule="auto"/>
         <w:ind w:left="720" w:hanging="360"/>
         <w:rPr>
           <w:sz w:val="24"/>
@@ -1422,19 +1217,18 @@
           <w:szCs w:val="24"/>
           <w:rtl w:val="0"/>
         </w:rPr>
-        <w:t>: ONE project from their portfolio (event &amp; gala branding, design, print production, or creative support)</w:t>
-      </w:r>
-    </w:p>
-    <w:p>
-      <w:pPr>
-        <w:numPr>
-          <w:ilvl w:val="0"/>
-          <w:numId w:val="6"/>
-        </w:numPr>
-        <w:ind w:left="720" w:hanging="360"/>
-        <w:rPr>
-          <w:b w:val="1"/>
-          <w:bCs w:val="1"/>
+        <w:t xml:space="preserve">: ONE project from their portfolio (event &amp; gala branding, design, print production, or creative support)</w:t>
+      </w:r>
+    </w:p>
+    <w:p>
+      <w:pPr>
+        <w:numPr>
+          <w:ilvl w:val="0"/>
+          <w:numId w:val="7"/>
+        </w:numPr>
+        <w:spacing w:after="0" w:afterAutospacing="0" w:before="0" w:beforeAutospacing="0" w:lineRule="auto"/>
+        <w:ind w:left="720" w:hanging="360"/>
+        <w:rPr>
           <w:sz w:val="24"/>
           <w:szCs w:val="24"/>
         </w:rPr>
@@ -1455,19 +1249,18 @@
           <w:szCs w:val="24"/>
           <w:rtl w:val="0"/>
         </w:rPr>
-        <w:t>: Organizations planning an event or gala that needs polished branding, mainly hospitals and nonprofits. Museums are a new audience they want to reach.</w:t>
-      </w:r>
-    </w:p>
-    <w:p>
-      <w:pPr>
-        <w:numPr>
-          <w:ilvl w:val="0"/>
-          <w:numId w:val="6"/>
-        </w:numPr>
-        <w:ind w:left="720" w:hanging="360"/>
-        <w:rPr>
-          <w:b w:val="1"/>
-          <w:bCs w:val="1"/>
+        <w:t xml:space="preserve">: Organizations planning an event or gala that needs polished branding, mainly hospitals and nonprofits. Museums are a new audience they want to reach.</w:t>
+      </w:r>
+    </w:p>
+    <w:p>
+      <w:pPr>
+        <w:numPr>
+          <w:ilvl w:val="0"/>
+          <w:numId w:val="7"/>
+        </w:numPr>
+        <w:spacing w:after="0" w:afterAutospacing="0" w:before="0" w:beforeAutospacing="0" w:lineRule="auto"/>
+        <w:ind w:left="720" w:hanging="360"/>
+        <w:rPr>
           <w:sz w:val="24"/>
           <w:szCs w:val="24"/>
         </w:rPr>
@@ -1495,12 +1288,11 @@
       <w:pPr>
         <w:numPr>
           <w:ilvl w:val="0"/>
-          <w:numId w:val="6"/>
-        </w:numPr>
-        <w:ind w:left="720" w:hanging="360"/>
-        <w:rPr>
-          <w:b w:val="1"/>
-          <w:bCs w:val="1"/>
+          <w:numId w:val="7"/>
+        </w:numPr>
+        <w:spacing w:after="0" w:afterAutospacing="0" w:before="0" w:beforeAutospacing="0" w:lineRule="auto"/>
+        <w:ind w:left="720" w:hanging="360"/>
+        <w:rPr>
           <w:sz w:val="24"/>
           <w:szCs w:val="24"/>
         </w:rPr>
@@ -1521,19 +1313,18 @@
           <w:szCs w:val="24"/>
           <w:rtl w:val="0"/>
         </w:rPr>
-        <w:t>: Email or call Double Happiness Creations to start working together</w:t>
-      </w:r>
-    </w:p>
-    <w:p>
-      <w:pPr>
-        <w:numPr>
-          <w:ilvl w:val="0"/>
-          <w:numId w:val="6"/>
-        </w:numPr>
-        <w:ind w:left="720" w:hanging="360"/>
-        <w:rPr>
-          <w:b w:val="1"/>
-          <w:bCs w:val="1"/>
+        <w:t xml:space="preserve">: Email or call Double Happiness Creations to start working together</w:t>
+      </w:r>
+    </w:p>
+    <w:p>
+      <w:pPr>
+        <w:numPr>
+          <w:ilvl w:val="0"/>
+          <w:numId w:val="7"/>
+        </w:numPr>
+        <w:spacing w:after="0" w:afterAutospacing="0" w:before="0" w:beforeAutospacing="0" w:lineRule="auto"/>
+        <w:ind w:left="720" w:hanging="360"/>
+        <w:rPr>
           <w:sz w:val="24"/>
           <w:szCs w:val="24"/>
         </w:rPr>
@@ -1554,19 +1345,18 @@
           <w:szCs w:val="24"/>
           <w:rtl w:val="0"/>
         </w:rPr>
-        <w:t>: Sophisticated and carefully designed. Your ad should look like their work.</w:t>
-      </w:r>
-    </w:p>
-    <w:p>
-      <w:pPr>
-        <w:numPr>
-          <w:ilvl w:val="0"/>
-          <w:numId w:val="6"/>
-        </w:numPr>
-        <w:ind w:left="720" w:hanging="360"/>
-        <w:rPr>
-          <w:b w:val="1"/>
-          <w:bCs w:val="1"/>
+        <w:t xml:space="preserve">: Sophisticated and carefully designed. Your ad should look like their work.</w:t>
+      </w:r>
+    </w:p>
+    <w:p>
+      <w:pPr>
+        <w:numPr>
+          <w:ilvl w:val="0"/>
+          <w:numId w:val="7"/>
+        </w:numPr>
+        <w:spacing w:after="240" w:before="0" w:beforeAutospacing="0" w:lineRule="auto"/>
+        <w:ind w:left="720" w:hanging="360"/>
+        <w:rPr>
           <w:sz w:val="24"/>
           <w:szCs w:val="24"/>
         </w:rPr>
@@ -1587,69 +1377,20 @@
           <w:szCs w:val="24"/>
           <w:rtl w:val="0"/>
         </w:rPr>
-        <w:t>: Pick ONE: Instagram post or Instagram reel</w:t>
-      </w:r>
-    </w:p>
-    <w:p>
-      <w:pPr>
-        <w:numPr>
-          <w:ilvl w:val="0"/>
-          <w:numId w:val="6"/>
-        </w:numPr>
-        <w:ind w:left="720" w:hanging="360"/>
-        <w:rPr>
-          <w:b w:val="1"/>
-          <w:bCs w:val="1"/>
-          <w:sz w:val="24"/>
-          <w:szCs w:val="24"/>
-        </w:rPr>
-      </w:pPr>
-      <w:r>
-        <w:rPr>
-          <w:b w:val="1"/>
-          <w:bCs w:val="1"/>
-          <w:sz w:val="24"/>
-          <w:szCs w:val="24"/>
-          <w:rtl w:val="0"/>
-        </w:rPr>
-        <w:t xml:space="preserve">Colors</w:t>
-      </w:r>
-      <w:r>
-        <w:rPr>
-          <w:sz w:val="24"/>
-          <w:szCs w:val="24"/>
-          <w:rtl w:val="0"/>
-        </w:rPr>
-        <w:t>: Red as the main accent; take the other colors from the design you picked</w:t>
-      </w:r>
-    </w:p>
-    <w:p>
-      <w:pPr>
-        <w:rPr>
-          <w:sz w:val="24"/>
-          <w:szCs w:val="24"/>
-          <w:u w:val="single"/>
-        </w:rPr>
-      </w:pPr>
-      <w:r>
-        <w:rPr>
-          <w:rtl w:val="0"/>
-        </w:rPr>
-      </w:r>
-    </w:p>
-    <w:p>
-      <w:pPr>
-        <w:rPr>
-          <w:sz w:val="24"/>
-          <w:szCs w:val="24"/>
-          <w:u w:val="single"/>
-        </w:rPr>
-      </w:pPr>
-      <w:r>
-        <w:rPr>
-          <w:sz w:val="24"/>
-          <w:szCs w:val="24"/>
-          <w:u w:val="single"/>
+        <w:t xml:space="preserve">: Pick ONE: Instagram post or Instagram reel</w:t>
+      </w:r>
+    </w:p>
+    <w:p>
+      <w:pPr>
+        <w:rPr>
+          <w:sz w:val="24"/>
+          <w:szCs w:val="24"/>
+        </w:rPr>
+      </w:pPr>
+      <w:r>
+        <w:rPr>
+          <w:sz w:val="24"/>
+          <w:szCs w:val="24"/>
           <w:rtl w:val="0"/>
         </w:rPr>
         <w:t xml:space="preserve">Directions (FOLLOW ALL DIRECTIONS IF YOU ARE DOING DOUBLE HAPPINESS CREATIONS):</w:t>
@@ -1661,21 +1402,32 @@
           <w:ilvl w:val="0"/>
           <w:numId w:val="4"/>
         </w:numPr>
-        <w:ind w:left="720" w:hanging="360"/>
-        <w:rPr>
-          <w:sz w:val="24"/>
-          <w:szCs w:val="24"/>
-        </w:rPr>
-      </w:pPr>
-      <w:r>
-        <w:rPr>
-          <w:sz w:val="24"/>
-          <w:szCs w:val="24"/>
-          <w:rtl w:val="0"/>
-        </w:rPr>
-        <w:t xml:space="preserve">Read About the Business &amp; Explore the site: </w:t>
-      </w:r>
-      <w:hyperlink r:id="rId14">
+        <w:spacing w:after="0" w:afterAutospacing="0" w:before="240" w:lineRule="auto"/>
+        <w:ind w:left="720" w:hanging="360"/>
+        <w:rPr>
+          <w:sz w:val="24"/>
+          <w:szCs w:val="24"/>
+        </w:rPr>
+      </w:pPr>
+      <w:r>
+        <w:rPr>
+          <w:sz w:val="24"/>
+          <w:szCs w:val="24"/>
+          <w:rtl w:val="0"/>
+        </w:rPr>
+        <w:t xml:space="preserve">Read About the Business &amp; Explore the site:</w:t>
+      </w:r>
+      <w:hyperlink r:id="rId20">
+        <w:r>
+          <w:rPr>
+            <w:sz w:val="24"/>
+            <w:szCs w:val="24"/>
+            <w:rtl w:val="0"/>
+          </w:rPr>
+          <w:t xml:space="preserve"> </w:t>
+        </w:r>
+      </w:hyperlink>
+      <w:hyperlink r:id="rId21">
         <w:r>
           <w:rPr>
             <w:color w:val="1155cc"/>
@@ -1699,21 +1451,32 @@
           <w:ilvl w:val="0"/>
           <w:numId w:val="4"/>
         </w:numPr>
-        <w:ind w:left="720" w:hanging="360"/>
-        <w:rPr>
-          <w:sz w:val="24"/>
-          <w:szCs w:val="24"/>
-        </w:rPr>
-      </w:pPr>
-      <w:r>
-        <w:rPr>
-          <w:sz w:val="24"/>
-          <w:szCs w:val="24"/>
-          <w:rtl w:val="0"/>
-        </w:rPr>
-        <w:t xml:space="preserve">Select a design: </w:t>
-      </w:r>
-      <w:hyperlink r:id="rId15">
+        <w:spacing w:after="0" w:afterAutospacing="0" w:before="0" w:beforeAutospacing="0" w:lineRule="auto"/>
+        <w:ind w:left="720" w:hanging="360"/>
+        <w:rPr>
+          <w:sz w:val="24"/>
+          <w:szCs w:val="24"/>
+        </w:rPr>
+      </w:pPr>
+      <w:r>
+        <w:rPr>
+          <w:sz w:val="24"/>
+          <w:szCs w:val="24"/>
+          <w:rtl w:val="0"/>
+        </w:rPr>
+        <w:t xml:space="preserve">Select a design:</w:t>
+      </w:r>
+      <w:hyperlink r:id="rId22">
+        <w:r>
+          <w:rPr>
+            <w:sz w:val="24"/>
+            <w:szCs w:val="24"/>
+            <w:rtl w:val="0"/>
+          </w:rPr>
+          <w:t xml:space="preserve"> </w:t>
+        </w:r>
+      </w:hyperlink>
+      <w:hyperlink r:id="rId23">
         <w:r>
           <w:rPr>
             <w:color w:val="1155cc"/>
@@ -1723,6 +1486,7 @@
             <w:rtl w:val="0"/>
           </w:rPr>
           <w:t xml:space="preserve">https://doublehappinesscreations.com/work</w:t>
+          <w:br w:type="textWrapping"/>
         </w:r>
       </w:hyperlink>
       <w:r>
@@ -1731,6 +1495,456 @@
           <w:szCs w:val="24"/>
           <w:rtl w:val="0"/>
         </w:rPr>
+        <w:t xml:space="preserve"> (ex. </w:t>
+      </w:r>
+      <w:r>
+        <w:rPr>
+          <w:sz w:val="24"/>
+          <w:szCs w:val="24"/>
+        </w:rPr>
+        <w:drawing>
+          <wp:inline distB="114300" distT="114300" distL="114300" distR="114300">
+            <wp:extent cx="2705605" cy="3508456"/>
+            <wp:effectExtent b="0" l="0" r="0" t="0"/>
+            <wp:docPr id="1" name="image4.png"/>
+            <a:graphic>
+              <a:graphicData uri="http://schemas.openxmlformats.org/drawingml/2006/picture">
+                <pic:pic>
+                  <pic:nvPicPr>
+                    <pic:cNvPr id="0" name="image4.png"/>
+                    <pic:cNvPicPr preferRelativeResize="0"/>
+                  </pic:nvPicPr>
+                  <pic:blipFill>
+                    <a:blip r:embed="rId24"/>
+                    <a:srcRect b="0" l="0" r="0" t="0"/>
+                    <a:stretch>
+                      <a:fillRect/>
+                    </a:stretch>
+                  </pic:blipFill>
+                  <pic:spPr>
+                    <a:xfrm>
+                      <a:off x="0" y="0"/>
+                      <a:ext cx="2705605" cy="3508456"/>
+                    </a:xfrm>
+                    <a:prstGeom prst="rect"/>
+                    <a:ln/>
+                  </pic:spPr>
+                </pic:pic>
+              </a:graphicData>
+            </a:graphic>
+          </wp:inline>
+        </w:drawing>
+      </w:r>
+      <w:r>
+        <w:rPr>
+          <w:sz w:val="24"/>
+          <w:szCs w:val="24"/>
+          <w:rtl w:val="0"/>
+        </w:rPr>
+        <w:t xml:space="preserve"> )</w:t>
+      </w:r>
+    </w:p>
+    <w:p>
+      <w:pPr>
+        <w:numPr>
+          <w:ilvl w:val="0"/>
+          <w:numId w:val="4"/>
+        </w:numPr>
+        <w:spacing w:after="240" w:before="0" w:beforeAutospacing="0" w:lineRule="auto"/>
+        <w:ind w:left="720" w:hanging="360"/>
+        <w:rPr>
+          <w:sz w:val="24"/>
+          <w:szCs w:val="24"/>
+        </w:rPr>
+      </w:pPr>
+      <w:r>
+        <w:rPr>
+          <w:sz w:val="24"/>
+          <w:szCs w:val="24"/>
+          <w:rtl w:val="0"/>
+        </w:rPr>
+        <w:t xml:space="preserve">Complete the Business Review Article and Ad Guide</w:t>
+      </w:r>
+    </w:p>
+    <w:p>
+      <w:pPr>
+        <w:rPr>
+          <w:b w:val="1"/>
+          <w:bCs w:val="1"/>
+          <w:sz w:val="32"/>
+          <w:szCs w:val="32"/>
+        </w:rPr>
+        <w:sectPr>
+          <w:type w:val="nextPage"/>
+          <w:pgSz w:h="15840" w:w="12240" w:orient="portrait"/>
+          <w:pgMar w:bottom="1440" w:top="1440" w:left="1440" w:right="1440" w:header="720" w:footer="720"/>
+          <w:pgNumType w:start="1"/>
+        </w:sectPr>
+      </w:pPr>
+      <w:r>
+        <w:rPr>
+          <w:rtl w:val="0"/>
+        </w:rPr>
+      </w:r>
+    </w:p>
+    <w:p>
+      <w:pPr>
+        <w:rPr>
+          <w:b w:val="1"/>
+          <w:bCs w:val="1"/>
+          <w:sz w:val="32"/>
+          <w:szCs w:val="32"/>
+        </w:rPr>
+      </w:pPr>
+      <w:r>
+        <w:rPr>
+          <w:b w:val="1"/>
+          <w:bCs w:val="1"/>
+          <w:sz w:val="32"/>
+          <w:szCs w:val="32"/>
+          <w:rtl w:val="0"/>
+        </w:rPr>
+        <w:t xml:space="preserve">Fountain of Kindness:</w:t>
+      </w:r>
+    </w:p>
+    <w:p>
+      <w:pPr>
+        <w:numPr>
+          <w:ilvl w:val="0"/>
+          <w:numId w:val="8"/>
+        </w:numPr>
+        <w:spacing w:after="0" w:afterAutospacing="0" w:before="240" w:lineRule="auto"/>
+        <w:ind w:left="720" w:hanging="360"/>
+        <w:rPr>
+          <w:sz w:val="24"/>
+          <w:szCs w:val="24"/>
+        </w:rPr>
+      </w:pPr>
+      <w:r>
+        <w:rPr>
+          <w:b w:val="1"/>
+          <w:bCs w:val="1"/>
+          <w:sz w:val="24"/>
+          <w:szCs w:val="24"/>
+          <w:rtl w:val="0"/>
+        </w:rPr>
+        <w:t xml:space="preserve">Goal</w:t>
+      </w:r>
+      <w:r>
+        <w:rPr>
+          <w:sz w:val="24"/>
+          <w:szCs w:val="24"/>
+          <w:rtl w:val="0"/>
+        </w:rPr>
+        <w:t xml:space="preserve">: Get donations by showing donors exactly where their money goes</w:t>
+      </w:r>
+    </w:p>
+    <w:p>
+      <w:pPr>
+        <w:numPr>
+          <w:ilvl w:val="0"/>
+          <w:numId w:val="8"/>
+        </w:numPr>
+        <w:spacing w:after="0" w:afterAutospacing="0" w:before="0" w:beforeAutospacing="0" w:lineRule="auto"/>
+        <w:ind w:left="720" w:hanging="360"/>
+        <w:rPr>
+          <w:sz w:val="24"/>
+          <w:szCs w:val="24"/>
+        </w:rPr>
+      </w:pPr>
+      <w:r>
+        <w:rPr>
+          <w:b w:val="1"/>
+          <w:bCs w:val="1"/>
+          <w:sz w:val="24"/>
+          <w:szCs w:val="24"/>
+          <w:rtl w:val="0"/>
+        </w:rPr>
+        <w:t xml:space="preserve">Feature</w:t>
+      </w:r>
+      <w:r>
+        <w:rPr>
+          <w:sz w:val="24"/>
+          <w:szCs w:val="24"/>
+          <w:rtl w:val="0"/>
+        </w:rPr>
+        <w:t xml:space="preserve">: ONE real act of kindness they deliver, such as a gift basket, a meal, groceries, a visit, or a holiday giveaway (this is the “where your donation goes” story)</w:t>
+      </w:r>
+    </w:p>
+    <w:p>
+      <w:pPr>
+        <w:numPr>
+          <w:ilvl w:val="0"/>
+          <w:numId w:val="8"/>
+        </w:numPr>
+        <w:spacing w:after="0" w:afterAutospacing="0" w:before="0" w:beforeAutospacing="0" w:lineRule="auto"/>
+        <w:ind w:left="720" w:hanging="360"/>
+        <w:rPr>
+          <w:sz w:val="24"/>
+          <w:szCs w:val="24"/>
+        </w:rPr>
+      </w:pPr>
+      <w:r>
+        <w:rPr>
+          <w:b w:val="1"/>
+          <w:bCs w:val="1"/>
+          <w:sz w:val="24"/>
+          <w:szCs w:val="24"/>
+          <w:rtl w:val="0"/>
+        </w:rPr>
+        <w:t xml:space="preserve">Target Audience</w:t>
+      </w:r>
+      <w:r>
+        <w:rPr>
+          <w:sz w:val="24"/>
+          <w:szCs w:val="24"/>
+          <w:rtl w:val="0"/>
+        </w:rPr>
+        <w:t xml:space="preserve">: Donors, especially Great Neck and Long Island community members who want to help families nearby</w:t>
+      </w:r>
+    </w:p>
+    <w:p>
+      <w:pPr>
+        <w:numPr>
+          <w:ilvl w:val="0"/>
+          <w:numId w:val="8"/>
+        </w:numPr>
+        <w:spacing w:after="0" w:afterAutospacing="0" w:before="0" w:beforeAutospacing="0" w:lineRule="auto"/>
+        <w:ind w:left="720" w:hanging="360"/>
+        <w:rPr>
+          <w:sz w:val="24"/>
+          <w:szCs w:val="24"/>
+        </w:rPr>
+      </w:pPr>
+      <w:r>
+        <w:rPr>
+          <w:b w:val="1"/>
+          <w:bCs w:val="1"/>
+          <w:sz w:val="24"/>
+          <w:szCs w:val="24"/>
+          <w:rtl w:val="0"/>
+        </w:rPr>
+        <w:t xml:space="preserve">Message</w:t>
+      </w:r>
+      <w:r>
+        <w:rPr>
+          <w:sz w:val="24"/>
+          <w:szCs w:val="24"/>
+          <w:rtl w:val="0"/>
+        </w:rPr>
+        <w:t xml:space="preserve">: “You ask, we deliver.” Every dollar becomes an act of kindness.</w:t>
+      </w:r>
+    </w:p>
+    <w:p>
+      <w:pPr>
+        <w:numPr>
+          <w:ilvl w:val="0"/>
+          <w:numId w:val="8"/>
+        </w:numPr>
+        <w:spacing w:after="0" w:afterAutospacing="0" w:before="0" w:beforeAutospacing="0" w:lineRule="auto"/>
+        <w:ind w:left="720" w:hanging="360"/>
+        <w:rPr>
+          <w:sz w:val="24"/>
+          <w:szCs w:val="24"/>
+        </w:rPr>
+      </w:pPr>
+      <w:r>
+        <w:rPr>
+          <w:b w:val="1"/>
+          <w:bCs w:val="1"/>
+          <w:sz w:val="24"/>
+          <w:szCs w:val="24"/>
+          <w:rtl w:val="0"/>
+        </w:rPr>
+        <w:t xml:space="preserve">Desired Action</w:t>
+      </w:r>
+      <w:r>
+        <w:rPr>
+          <w:sz w:val="24"/>
+          <w:szCs w:val="24"/>
+          <w:rtl w:val="0"/>
+        </w:rPr>
+        <w:t xml:space="preserve">: Donate at fountainofkindness.org/donate</w:t>
+      </w:r>
+    </w:p>
+    <w:p>
+      <w:pPr>
+        <w:numPr>
+          <w:ilvl w:val="0"/>
+          <w:numId w:val="8"/>
+        </w:numPr>
+        <w:spacing w:after="0" w:afterAutospacing="0" w:before="0" w:beforeAutospacing="0" w:lineRule="auto"/>
+        <w:ind w:left="720" w:hanging="360"/>
+        <w:rPr>
+          <w:sz w:val="24"/>
+          <w:szCs w:val="24"/>
+        </w:rPr>
+      </w:pPr>
+      <w:r>
+        <w:rPr>
+          <w:b w:val="1"/>
+          <w:bCs w:val="1"/>
+          <w:sz w:val="24"/>
+          <w:szCs w:val="24"/>
+          <w:rtl w:val="0"/>
+        </w:rPr>
+        <w:t xml:space="preserve">Tone</w:t>
+      </w:r>
+      <w:r>
+        <w:rPr>
+          <w:sz w:val="24"/>
+          <w:szCs w:val="24"/>
+          <w:rtl w:val="0"/>
+        </w:rPr>
+        <w:t xml:space="preserve">: Warm, hopeful, and personal. Show kindness, not hardship, and never show a real family’s face or name.</w:t>
+      </w:r>
+    </w:p>
+    <w:p>
+      <w:pPr>
+        <w:numPr>
+          <w:ilvl w:val="0"/>
+          <w:numId w:val="8"/>
+        </w:numPr>
+        <w:spacing w:after="240" w:before="0" w:beforeAutospacing="0" w:lineRule="auto"/>
+        <w:ind w:left="720" w:hanging="360"/>
+        <w:rPr>
+          <w:sz w:val="24"/>
+          <w:szCs w:val="24"/>
+        </w:rPr>
+      </w:pPr>
+      <w:r>
+        <w:rPr>
+          <w:b w:val="1"/>
+          <w:bCs w:val="1"/>
+          <w:sz w:val="24"/>
+          <w:szCs w:val="24"/>
+          <w:rtl w:val="0"/>
+        </w:rPr>
+        <w:t xml:space="preserve">Format</w:t>
+      </w:r>
+      <w:r>
+        <w:rPr>
+          <w:sz w:val="24"/>
+          <w:szCs w:val="24"/>
+          <w:rtl w:val="0"/>
+        </w:rPr>
+        <w:t xml:space="preserve">: Pick ONE: Instagram post or short video (reel), modeled on their own posts at @FountainofKindness</w:t>
+      </w:r>
+    </w:p>
+    <w:p>
+      <w:pPr>
+        <w:rPr>
+          <w:sz w:val="24"/>
+          <w:szCs w:val="24"/>
+        </w:rPr>
+      </w:pPr>
+      <w:r>
+        <w:rPr>
+          <w:sz w:val="24"/>
+          <w:szCs w:val="24"/>
+          <w:rtl w:val="0"/>
+        </w:rPr>
+        <w:t xml:space="preserve">Directions (FOLLOW ALL DIRECTIONS IF YOU ARE DOING FOUNTAIN OF KINDNESS):</w:t>
+      </w:r>
+    </w:p>
+    <w:p>
+      <w:pPr>
+        <w:numPr>
+          <w:ilvl w:val="0"/>
+          <w:numId w:val="5"/>
+        </w:numPr>
+        <w:spacing w:after="0" w:afterAutospacing="0" w:before="240" w:lineRule="auto"/>
+        <w:ind w:left="720" w:hanging="360"/>
+        <w:rPr>
+          <w:sz w:val="24"/>
+          <w:szCs w:val="24"/>
+        </w:rPr>
+      </w:pPr>
+      <w:r>
+        <w:rPr>
+          <w:sz w:val="24"/>
+          <w:szCs w:val="24"/>
+          <w:rtl w:val="0"/>
+        </w:rPr>
+        <w:t xml:space="preserve">Read About the Business &amp; Explore the Site:</w:t>
+      </w:r>
+      <w:hyperlink r:id="rId25">
+        <w:r>
+          <w:rPr>
+            <w:sz w:val="24"/>
+            <w:szCs w:val="24"/>
+            <w:rtl w:val="0"/>
+          </w:rPr>
+          <w:t xml:space="preserve"> </w:t>
+        </w:r>
+      </w:hyperlink>
+      <w:hyperlink r:id="rId26">
+        <w:r>
+          <w:rPr>
+            <w:color w:val="1155cc"/>
+            <w:sz w:val="24"/>
+            <w:szCs w:val="24"/>
+            <w:u w:val="single"/>
+            <w:rtl w:val="0"/>
+          </w:rPr>
+          <w:t xml:space="preserve">https://www.fountainofkindness.org/about-us</w:t>
+        </w:r>
+      </w:hyperlink>
+      <w:r>
+        <w:rPr>
+          <w:rtl w:val="0"/>
+        </w:rPr>
+      </w:r>
+    </w:p>
+    <w:p>
+      <w:pPr>
+        <w:numPr>
+          <w:ilvl w:val="0"/>
+          <w:numId w:val="5"/>
+        </w:numPr>
+        <w:spacing w:after="0" w:afterAutospacing="0" w:before="0" w:beforeAutospacing="0" w:lineRule="auto"/>
+        <w:ind w:left="720" w:hanging="360"/>
+        <w:rPr>
+          <w:sz w:val="24"/>
+          <w:szCs w:val="24"/>
+        </w:rPr>
+      </w:pPr>
+      <w:r>
+        <w:rPr>
+          <w:sz w:val="24"/>
+          <w:szCs w:val="24"/>
+          <w:rtl w:val="0"/>
+        </w:rPr>
+        <w:t xml:space="preserve">Select ONE current project. Your ad shows a donor where their money goes for that one project:</w:t>
+      </w:r>
+      <w:hyperlink r:id="rId27">
+        <w:r>
+          <w:rPr>
+            <w:sz w:val="24"/>
+            <w:szCs w:val="24"/>
+            <w:rtl w:val="0"/>
+          </w:rPr>
+          <w:t xml:space="preserve"> </w:t>
+        </w:r>
+      </w:hyperlink>
+      <w:hyperlink r:id="rId28">
+        <w:r>
+          <w:rPr>
+            <w:color w:val="1155cc"/>
+            <w:sz w:val="24"/>
+            <w:szCs w:val="24"/>
+            <w:u w:val="single"/>
+            <w:rtl w:val="0"/>
+          </w:rPr>
+          <w:t xml:space="preserve">https://www.fountainofkindness.org/current-projects</w:t>
+        </w:r>
+      </w:hyperlink>
+      <w:r>
+        <w:rPr>
+          <w:sz w:val="24"/>
+          <w:szCs w:val="24"/>
+          <w:rtl w:val="0"/>
+        </w:rPr>
         <w:br w:type="textWrapping"/>
         <w:t xml:space="preserve">(ex. </w:t>
       </w:r>
@@ -1741,7 +1955,7 @@
         </w:rPr>
         <w:drawing>
           <wp:inline distB="114300" distT="114300" distL="114300" distR="114300">
-            <wp:extent cx="2048698" cy="2660731"/>
+            <wp:extent cx="2918296" cy="2884753"/>
             <wp:effectExtent b="0" l="0" r="0" t="0"/>
             <wp:docPr id="2" name="image3.png"/>
             <a:graphic>
@@ -1752,7 +1966,7 @@
                     <pic:cNvPicPr preferRelativeResize="0"/>
                   </pic:nvPicPr>
                   <pic:blipFill>
-                    <a:blip r:embed="rId16"/>
+                    <a:blip r:embed="rId29"/>
                     <a:srcRect b="0" l="0" r="0" t="0"/>
                     <a:stretch>
                       <a:fillRect/>
@@ -1761,7 +1975,7 @@
                   <pic:spPr>
                     <a:xfrm>
                       <a:off x="0" y="0"/>
-                      <a:ext cx="2048698" cy="2660731"/>
+                      <a:ext cx="2918296" cy="2884753"/>
                     </a:xfrm>
                     <a:prstGeom prst="rect"/>
                     <a:ln/>
@@ -1785,503 +1999,36 @@
       <w:pPr>
         <w:numPr>
           <w:ilvl w:val="0"/>
-          <w:numId w:val="4"/>
-        </w:numPr>
-        <w:ind w:left="720" w:hanging="360"/>
-        <w:rPr>
-          <w:sz w:val="24"/>
-          <w:szCs w:val="24"/>
-        </w:rPr>
-        <w:sectPr>
-          <w:type w:val="nextPage"/>
-          <w:pgSz w:h="15840" w:w="12240" w:orient="portrait"/>
-          <w:pgMar w:bottom="1440" w:top="1440" w:left="1440" w:right="1440" w:header="720" w:footer="720"/>
-          <w:pgNumType w:start="1"/>
-        </w:sectPr>
-      </w:pPr>
-      <w:r>
-        <w:rPr>
-          <w:sz w:val="24"/>
-          <w:szCs w:val="24"/>
-          <w:rtl w:val="0"/>
-        </w:rPr>
-        <w:t>Complete the Business Review Article and Ad Guide</w:t>
-      </w:r>
-    </w:p>
-    <w:p>
-      <w:pPr>
-        <w:pStyle w:val="Title"/>
-        <w:keepNext w:val="0"/>
-        <w:keepLines w:val="0"/>
-        <w:pageBreakBefore w:val="0"/>
-        <w:widowControl w:val="0"/>
-        <w:pBdr>
-          <w:top w:space="0" w:sz="0" w:val="nil"/>
-          <w:left w:space="0" w:sz="0" w:val="nil"/>
-          <w:bottom w:space="0" w:sz="0" w:val="nil"/>
-          <w:right w:space="0" w:sz="0" w:val="nil"/>
-          <w:between w:space="0" w:sz="0" w:val="nil"/>
-        </w:pBdr>
-        <w:shd w:fill="auto" w:val="clear"/>
-        <w:spacing w:after="0" w:before="0" w:line="276" w:lineRule="auto"/>
-        <w:ind w:left="0" w:right="0" w:firstLine="0"/>
-        <w:jc w:val="left"/>
-        <w:rPr>
-          <w:sz w:val="24"/>
-          <w:szCs w:val="24"/>
-        </w:rPr>
-        <w:sectPr>
-          <w:type w:val="nextPage"/>
-          <w:pgSz w:h="15840" w:w="12240" w:orient="portrait"/>
-          <w:pgMar w:bottom="1440" w:top="1440" w:left="1440" w:right="1440" w:header="720" w:footer="720"/>
-          <w:pgNumType w:start="1"/>
-        </w:sectPr>
-      </w:pPr>
-      <w:bookmarkStart w:colFirst="0" w:colLast="0" w:name="_e30rkx4nw39l" w:id="3"/>
-      <w:bookmarkEnd w:id="3"/>
-      <w:r>
-        <w:rPr>
-          <w:rFonts w:ascii="Arial" w:cs="Arial" w:eastAsia="Arial" w:hAnsi="Arial"/>
-          <w:b w:val="0"/>
-          <w:bCs w:val="0"/>
-          <w:i w:val="0"/>
-          <w:iCs w:val="0"/>
-          <w:smallCaps w:val="0"/>
-          <w:strike w:val="0"/>
-          <w:color w:val="000000"/>
-          <w:sz w:val="52"/>
-          <w:szCs w:val="52"/>
-          <w:u w:val="none"/>
-          <w:shd w:fill="auto" w:val="clear"/>
-          <w:vertAlign w:val="baseline"/>
-          <w:rtl w:val="0"/>
-        </w:rPr>
-        <w:t>Fountain of Kindness</w:t>
-      </w:r>
-      <w:r>
-        <w:rPr>
-          <w:rtl w:val="0"/>
-        </w:rPr>
-      </w:r>
-    </w:p>
-    <w:p>
-      <w:pPr>
-        <w:rPr>
-          <w:b w:val="1"/>
-          <w:bCs w:val="1"/>
-          <w:sz w:val="32"/>
-          <w:szCs w:val="32"/>
-        </w:rPr>
-      </w:pPr>
-      <w:r>
-        <w:rPr>
-          <w:b w:val="1"/>
-          <w:bCs w:val="1"/>
-          <w:sz w:val="32"/>
-          <w:szCs w:val="32"/>
-          <w:rtl w:val="0"/>
-        </w:rPr>
-        <w:t>Fountain of Kindness:</w:t>
-      </w:r>
-    </w:p>
-    <w:p>
-      <w:pPr>
-        <w:numPr>
-          <w:ilvl w:val="0"/>
-          <w:numId w:val="3"/>
-        </w:numPr>
-        <w:ind w:left="720" w:hanging="360"/>
-        <w:rPr>
-          <w:b w:val="1"/>
-          <w:bCs w:val="1"/>
-          <w:sz w:val="24"/>
-          <w:szCs w:val="24"/>
-        </w:rPr>
-      </w:pPr>
-      <w:r>
-        <w:rPr>
-          <w:b w:val="1"/>
-          <w:bCs w:val="1"/>
-          <w:sz w:val="24"/>
-          <w:szCs w:val="24"/>
-          <w:rtl w:val="0"/>
-        </w:rPr>
-        <w:t xml:space="preserve">Goal</w:t>
-      </w:r>
-      <w:r>
-        <w:rPr>
-          <w:sz w:val="24"/>
-          <w:szCs w:val="24"/>
-          <w:rtl w:val="0"/>
-        </w:rPr>
-        <w:t>: Get donations by showing donors exactly where their money goes</w:t>
-      </w:r>
-    </w:p>
-    <w:p>
-      <w:pPr>
-        <w:numPr>
-          <w:ilvl w:val="0"/>
-          <w:numId w:val="3"/>
-        </w:numPr>
-        <w:ind w:left="720" w:hanging="360"/>
-        <w:rPr>
-          <w:sz w:val="24"/>
-          <w:szCs w:val="24"/>
-        </w:rPr>
-      </w:pPr>
-      <w:r>
-        <w:rPr>
-          <w:b w:val="1"/>
-          <w:bCs w:val="1"/>
-          <w:sz w:val="24"/>
-          <w:szCs w:val="24"/>
-          <w:rtl w:val="0"/>
-        </w:rPr>
-        <w:t xml:space="preserve">Feature</w:t>
-      </w:r>
-      <w:r>
-        <w:rPr>
-          <w:sz w:val="24"/>
-          <w:szCs w:val="24"/>
-          <w:rtl w:val="0"/>
-        </w:rPr>
-        <w:t>: ONE of their current projects (this is the “where your donation goes” story)</w:t>
-      </w:r>
-    </w:p>
-    <w:p>
-      <w:pPr>
-        <w:numPr>
-          <w:ilvl w:val="0"/>
-          <w:numId w:val="3"/>
-        </w:numPr>
-        <w:ind w:left="720" w:hanging="360"/>
-        <w:rPr>
-          <w:b w:val="1"/>
-          <w:bCs w:val="1"/>
-          <w:sz w:val="24"/>
-          <w:szCs w:val="24"/>
-        </w:rPr>
-      </w:pPr>
-      <w:r>
-        <w:rPr>
-          <w:b w:val="1"/>
-          <w:bCs w:val="1"/>
-          <w:sz w:val="24"/>
-          <w:szCs w:val="24"/>
-          <w:rtl w:val="0"/>
-        </w:rPr>
-        <w:t xml:space="preserve">Target Audience</w:t>
-      </w:r>
-      <w:r>
-        <w:rPr>
-          <w:sz w:val="24"/>
-          <w:szCs w:val="24"/>
-          <w:rtl w:val="0"/>
-        </w:rPr>
-        <w:t>: Donors, especially Great Neck and Long Island community members who want to help families nearby</w:t>
-      </w:r>
-    </w:p>
-    <w:p>
-      <w:pPr>
-        <w:numPr>
-          <w:ilvl w:val="0"/>
-          <w:numId w:val="3"/>
-        </w:numPr>
-        <w:ind w:left="720" w:hanging="360"/>
-        <w:rPr>
-          <w:b w:val="1"/>
-          <w:bCs w:val="1"/>
-          <w:sz w:val="24"/>
-          <w:szCs w:val="24"/>
-        </w:rPr>
-      </w:pPr>
-      <w:r>
-        <w:rPr>
-          <w:b w:val="1"/>
-          <w:bCs w:val="1"/>
-          <w:sz w:val="24"/>
-          <w:szCs w:val="24"/>
-          <w:rtl w:val="0"/>
-        </w:rPr>
-        <w:t xml:space="preserve">Message</w:t>
-      </w:r>
-      <w:r>
-        <w:rPr>
-          <w:sz w:val="24"/>
-          <w:szCs w:val="24"/>
-          <w:rtl w:val="0"/>
-        </w:rPr>
-        <w:t>: “You ask, we deliver.” Every dollar becomes an act of kindness.</w:t>
-      </w:r>
-    </w:p>
-    <w:p>
-      <w:pPr>
-        <w:numPr>
-          <w:ilvl w:val="0"/>
-          <w:numId w:val="3"/>
-        </w:numPr>
-        <w:ind w:left="720" w:hanging="360"/>
-        <w:rPr>
-          <w:b w:val="1"/>
-          <w:bCs w:val="1"/>
-          <w:sz w:val="24"/>
-          <w:szCs w:val="24"/>
-        </w:rPr>
-      </w:pPr>
-      <w:r>
-        <w:rPr>
-          <w:b w:val="1"/>
-          <w:bCs w:val="1"/>
-          <w:sz w:val="24"/>
-          <w:szCs w:val="24"/>
-          <w:rtl w:val="0"/>
-        </w:rPr>
-        <w:t xml:space="preserve">Desired Action</w:t>
-      </w:r>
-      <w:r>
-        <w:rPr>
-          <w:sz w:val="24"/>
-          <w:szCs w:val="24"/>
-          <w:rtl w:val="0"/>
-        </w:rPr>
-        <w:t>: Donate at fountainofkindness.org/donate</w:t>
-      </w:r>
-    </w:p>
-    <w:p>
-      <w:pPr>
-        <w:numPr>
-          <w:ilvl w:val="0"/>
-          <w:numId w:val="3"/>
-        </w:numPr>
-        <w:ind w:left="720" w:hanging="360"/>
-        <w:rPr>
-          <w:b w:val="1"/>
-          <w:bCs w:val="1"/>
-          <w:sz w:val="24"/>
-          <w:szCs w:val="24"/>
-        </w:rPr>
-      </w:pPr>
-      <w:r>
-        <w:rPr>
-          <w:b w:val="1"/>
-          <w:bCs w:val="1"/>
-          <w:sz w:val="24"/>
-          <w:szCs w:val="24"/>
-          <w:rtl w:val="0"/>
-        </w:rPr>
-        <w:t xml:space="preserve">Tone</w:t>
-      </w:r>
-      <w:r>
-        <w:rPr>
-          <w:sz w:val="24"/>
-          <w:szCs w:val="24"/>
-          <w:rtl w:val="0"/>
-        </w:rPr>
-        <w:t>: Warm, hopeful, and personal. Show the kindness, not the hardship, and never show a real family’s face or name.</w:t>
-      </w:r>
-    </w:p>
-    <w:p>
-      <w:pPr>
-        <w:numPr>
-          <w:ilvl w:val="0"/>
-          <w:numId w:val="3"/>
-        </w:numPr>
-        <w:ind w:left="720" w:hanging="360"/>
-        <w:rPr>
-          <w:b w:val="1"/>
-          <w:bCs w:val="1"/>
-          <w:sz w:val="24"/>
-          <w:szCs w:val="24"/>
-        </w:rPr>
-      </w:pPr>
-      <w:r>
-        <w:rPr>
-          <w:b w:val="1"/>
-          <w:bCs w:val="1"/>
-          <w:sz w:val="24"/>
-          <w:szCs w:val="24"/>
-          <w:rtl w:val="0"/>
-        </w:rPr>
-        <w:t xml:space="preserve">Format</w:t>
-      </w:r>
-      <w:r>
-        <w:rPr>
-          <w:sz w:val="24"/>
-          <w:szCs w:val="24"/>
-          <w:rtl w:val="0"/>
-        </w:rPr>
-        <w:t>: Pick ONE: social media post or short video. You design it yourself; you do not need an Instagram account.</w:t>
-      </w:r>
-    </w:p>
-    <w:p>
-      <w:pPr>
-        <w:numPr>
-          <w:ilvl w:val="0"/>
-          <w:numId w:val="3"/>
-        </w:numPr>
-        <w:ind w:left="720" w:hanging="360"/>
-        <w:rPr>
-          <w:b w:val="1"/>
-          <w:bCs w:val="1"/>
-          <w:sz w:val="24"/>
-          <w:szCs w:val="24"/>
-        </w:rPr>
-      </w:pPr>
-      <w:r>
-        <w:rPr>
-          <w:b w:val="1"/>
-          <w:bCs w:val="1"/>
-          <w:sz w:val="24"/>
-          <w:szCs w:val="24"/>
-          <w:rtl w:val="0"/>
-        </w:rPr>
-        <w:t xml:space="preserve">Colors</w:t>
-      </w:r>
-      <w:r>
-        <w:rPr>
-          <w:sz w:val="24"/>
-          <w:szCs w:val="24"/>
-          <w:rtl w:val="0"/>
-        </w:rPr>
-        <w:t>: No set colors. Match the look of their website.</w:t>
-      </w:r>
-    </w:p>
-    <w:p>
-      <w:pPr>
-        <w:rPr>
-          <w:sz w:val="24"/>
-          <w:szCs w:val="24"/>
-          <w:u w:val="single"/>
-        </w:rPr>
-      </w:pPr>
-      <w:r>
-        <w:rPr>
-          <w:rtl w:val="0"/>
-        </w:rPr>
-      </w:r>
-    </w:p>
-    <w:p>
-      <w:pPr>
-        <w:rPr/>
-      </w:pPr>
-      <w:r>
-        <w:rPr>
-          <w:sz w:val="24"/>
-          <w:szCs w:val="24"/>
-          <w:u w:val="single"/>
-          <w:rtl w:val="0"/>
-        </w:rPr>
-        <w:t>Directions (FOLLOW ALL DIRECTIONS IF YOU ARE DOING FOUNTAIN OF KINDNESS):</w:t>
-      </w:r>
-      <w:r>
-        <w:rPr>
-          <w:rtl w:val="0"/>
-        </w:rPr>
-      </w:r>
-    </w:p>
-    <w:p>
-      <w:pPr>
-        <w:numPr>
-          <w:ilvl w:val="0"/>
-          <w:numId w:val="7"/>
-        </w:numPr>
-        <w:ind w:left="720" w:hanging="360"/>
-        <w:rPr>
-          <w:sz w:val="24"/>
-          <w:szCs w:val="24"/>
-        </w:rPr>
-        <w:sectPr>
-          <w:type w:val="nextPage"/>
-          <w:pgSz w:h="15840" w:w="12240" w:orient="portrait"/>
-          <w:pgMar w:bottom="1440" w:top="1440" w:left="1440" w:right="1440" w:header="720" w:footer="720"/>
-          <w:pgNumType w:start="1"/>
-        </w:sectPr>
-      </w:pPr>
-      <w:r>
-        <w:rPr>
-          <w:sz w:val="24"/>
-          <w:szCs w:val="24"/>
-          <w:rtl w:val="0"/>
-        </w:rPr>
-        <w:t xml:space="preserve">Read About the Business &amp; Explore the Site: </w:t>
-      </w:r>
-      <w:hyperlink r:id="rId17">
-        <w:r>
-          <w:rPr>
-            <w:sz w:val="24"/>
-            <w:szCs w:val="24"/>
-            <w:rtl w:val="0"/>
-            <w:u w:val="single"/>
-            <w:color w:val="1155CC"/>
-          </w:rPr>
-          <w:t>https://www.fountainofkindness.org/about-us</w:t>
-        </w:r>
-      </w:hyperlink>
-    </w:p>
-    <w:p>
-      <w:pPr>
-        <w:numPr>
-          <w:ilvl w:val="0"/>
-          <w:numId w:val="7"/>
-        </w:numPr>
-        <w:ind w:left="720" w:hanging="360"/>
-        <w:rPr>
-          <w:sz w:val="24"/>
-          <w:szCs w:val="24"/>
-        </w:rPr>
-        <w:sectPr>
-          <w:type w:val="nextPage"/>
-          <w:pgSz w:h="15840" w:w="12240" w:orient="portrait"/>
-          <w:pgMar w:bottom="1440" w:top="1440" w:left="1440" w:right="1440" w:header="720" w:footer="720"/>
-          <w:pgNumType w:start="1"/>
-        </w:sectPr>
-      </w:pPr>
-      <w:r>
-        <w:rPr>
-          <w:sz w:val="24"/>
-          <w:szCs w:val="24"/>
-          <w:rtl w:val="0"/>
-        </w:rPr>
-        <w:t xml:space="preserve">Select ONE current project. Your ad shows a donor where their money goes for that one project: </w:t>
-      </w:r>
-      <w:hyperlink r:id="rId18">
-        <w:r>
-          <w:rPr>
-            <w:sz w:val="24"/>
-            <w:szCs w:val="24"/>
-            <w:rtl w:val="0"/>
-            <w:u w:val="single"/>
-            <w:color w:val="1155CC"/>
-          </w:rPr>
-          <w:t>https://www.fountainofkindness.org/current-projects</w:t>
-        </w:r>
-      </w:hyperlink>
-    </w:p>
-    <w:p>
-      <w:pPr>
-        <w:numPr>
-          <w:ilvl w:val="0"/>
-          <w:numId w:val="7"/>
-        </w:numPr>
-        <w:ind w:left="720" w:hanging="360"/>
-        <w:rPr>
-          <w:sz w:val="24"/>
-          <w:szCs w:val="24"/>
-        </w:rPr>
-        <w:sectPr>
-          <w:type w:val="nextPage"/>
-          <w:pgSz w:h="15840" w:w="12240" w:orient="portrait"/>
-          <w:pgMar w:bottom="1440" w:top="1440" w:left="1440" w:right="1440" w:header="720" w:footer="720"/>
-          <w:pgNumType w:start="1"/>
-        </w:sectPr>
-      </w:pPr>
-      <w:r>
-        <w:rPr>
-          <w:sz w:val="24"/>
-          <w:szCs w:val="24"/>
-          <w:rtl w:val="0"/>
-        </w:rPr>
-        <w:t>Complete the Business Review Article and Ad Guide</w:t>
+          <w:numId w:val="5"/>
+        </w:numPr>
+        <w:spacing w:after="240" w:before="0" w:beforeAutospacing="0" w:lineRule="auto"/>
+        <w:ind w:left="720" w:hanging="360"/>
+        <w:rPr>
+          <w:sz w:val="24"/>
+          <w:szCs w:val="24"/>
+        </w:rPr>
+      </w:pPr>
+      <w:r>
+        <w:rPr>
+          <w:sz w:val="24"/>
+          <w:szCs w:val="24"/>
+          <w:rtl w:val="0"/>
+        </w:rPr>
+        <w:t xml:space="preserve">Complete the Business Review Article and Ad Guide</w:t>
+      </w:r>
+    </w:p>
+    <w:p>
+      <w:pPr>
+        <w:spacing w:after="240" w:before="240" w:lineRule="auto"/>
+        <w:rPr>
+          <w:sz w:val="24"/>
+          <w:szCs w:val="24"/>
+        </w:rPr>
+      </w:pPr>
+      <w:r>
+        <w:rPr>
+          <w:rtl w:val="0"/>
+        </w:rPr>
       </w:r>
     </w:p>
     <w:sectPr>
@@ -2299,8 +2046,8 @@
   <w:abstractNum w:abstractNumId="1">
     <w:lvl w:ilvl="0">
       <w:start w:val="1"/>
-      <w:numFmt w:val="bullet"/>
-      <w:lvlText w:val="●"/>
+      <w:numFmt w:val="decimal"/>
+      <w:lvlText w:val="%1."/>
       <w:lvlJc w:val="left"/>
       <w:pPr>
         <w:ind w:left="720" w:hanging="360"/>
@@ -2311,8 +2058,8 @@
     </w:lvl>
     <w:lvl w:ilvl="1">
       <w:start w:val="1"/>
-      <w:numFmt w:val="bullet"/>
-      <w:lvlText w:val="○"/>
+      <w:numFmt w:val="lowerLetter"/>
+      <w:lvlText w:val="%2."/>
       <w:lvlJc w:val="left"/>
       <w:pPr>
         <w:ind w:left="1440" w:hanging="360"/>
@@ -2323,8 +2070,8 @@
     </w:lvl>
     <w:lvl w:ilvl="2">
       <w:start w:val="1"/>
-      <w:numFmt w:val="bullet"/>
-      <w:lvlText w:val="■"/>
+      <w:numFmt w:val="lowerRoman"/>
+      <w:lvlText w:val="%3."/>
       <w:lvlJc w:val="left"/>
       <w:pPr>
         <w:ind w:left="2160" w:hanging="360"/>
@@ -2335,8 +2082,8 @@
     </w:lvl>
     <w:lvl w:ilvl="3">
       <w:start w:val="1"/>
-      <w:numFmt w:val="bullet"/>
-      <w:lvlText w:val="●"/>
+      <w:numFmt w:val="decimal"/>
+      <w:lvlText w:val="%4."/>
       <w:lvlJc w:val="left"/>
       <w:pPr>
         <w:ind w:left="2880" w:hanging="360"/>
@@ -2347,8 +2094,8 @@
     </w:lvl>
     <w:lvl w:ilvl="4">
       <w:start w:val="1"/>
-      <w:numFmt w:val="bullet"/>
-      <w:lvlText w:val="○"/>
+      <w:numFmt w:val="lowerLetter"/>
+      <w:lvlText w:val="%5."/>
       <w:lvlJc w:val="left"/>
       <w:pPr>
         <w:ind w:left="3600" w:hanging="360"/>
@@ -2359,8 +2106,8 @@
     </w:lvl>
     <w:lvl w:ilvl="5">
       <w:start w:val="1"/>
-      <w:numFmt w:val="bullet"/>
-      <w:lvlText w:val="■"/>
+      <w:numFmt w:val="lowerRoman"/>
+      <w:lvlText w:val="%6."/>
       <w:lvlJc w:val="left"/>
       <w:pPr>
         <w:ind w:left="4320" w:hanging="360"/>
@@ -2371,8 +2118,8 @@
     </w:lvl>
     <w:lvl w:ilvl="6">
       <w:start w:val="1"/>
-      <w:numFmt w:val="bullet"/>
-      <w:lvlText w:val="●"/>
+      <w:numFmt w:val="decimal"/>
+      <w:lvlText w:val="%7."/>
       <w:lvlJc w:val="left"/>
       <w:pPr>
         <w:ind w:left="5040" w:hanging="360"/>
@@ -2383,8 +2130,8 @@
     </w:lvl>
     <w:lvl w:ilvl="7">
       <w:start w:val="1"/>
-      <w:numFmt w:val="bullet"/>
-      <w:lvlText w:val="○"/>
+      <w:numFmt w:val="lowerLetter"/>
+      <w:lvlText w:val="%8."/>
       <w:lvlJc w:val="left"/>
       <w:pPr>
         <w:ind w:left="5760" w:hanging="360"/>
@@ -2395,8 +2142,8 @@
     </w:lvl>
     <w:lvl w:ilvl="8">
       <w:start w:val="1"/>
-      <w:numFmt w:val="bullet"/>
-      <w:lvlText w:val="■"/>
+      <w:numFmt w:val="lowerRoman"/>
+      <w:lvlText w:val="%9."/>
       <w:lvlJc w:val="left"/>
       <w:pPr>
         <w:ind w:left="6480" w:hanging="360"/>
@@ -2409,8 +2156,8 @@
   <w:abstractNum w:abstractNumId="2">
     <w:lvl w:ilvl="0">
       <w:start w:val="1"/>
-      <w:numFmt w:val="decimal"/>
-      <w:lvlText w:val="%1."/>
+      <w:numFmt w:val="bullet"/>
+      <w:lvlText w:val="●"/>
       <w:lvlJc w:val="left"/>
       <w:pPr>
         <w:ind w:left="720" w:hanging="360"/>
@@ -2421,8 +2168,8 @@
     </w:lvl>
     <w:lvl w:ilvl="1">
       <w:start w:val="1"/>
-      <w:numFmt w:val="lowerLetter"/>
-      <w:lvlText w:val="%2."/>
+      <w:numFmt w:val="bullet"/>
+      <w:lvlText w:val="○"/>
       <w:lvlJc w:val="left"/>
       <w:pPr>
         <w:ind w:left="1440" w:hanging="360"/>
@@ -2433,9 +2180,9 @@
     </w:lvl>
     <w:lvl w:ilvl="2">
       <w:start w:val="1"/>
-      <w:numFmt w:val="lowerRoman"/>
-      <w:lvlText w:val="%3."/>
-      <w:lvlJc w:val="right"/>
+      <w:numFmt w:val="bullet"/>
+      <w:lvlText w:val="■"/>
+      <w:lvlJc w:val="left"/>
       <w:pPr>
         <w:ind w:left="2160" w:hanging="360"/>
       </w:pPr>
@@ -2445,8 +2192,8 @@
     </w:lvl>
     <w:lvl w:ilvl="3">
       <w:start w:val="1"/>
-      <w:numFmt w:val="decimal"/>
-      <w:lvlText w:val="%4."/>
+      <w:numFmt w:val="bullet"/>
+      <w:lvlText w:val="●"/>
       <w:lvlJc w:val="left"/>
       <w:pPr>
         <w:ind w:left="2880" w:hanging="360"/>
@@ -2457,8 +2204,8 @@
     </w:lvl>
     <w:lvl w:ilvl="4">
       <w:start w:val="1"/>
-      <w:numFmt w:val="lowerLetter"/>
-      <w:lvlText w:val="%5."/>
+      <w:numFmt w:val="bullet"/>
+      <w:lvlText w:val="○"/>
       <w:lvlJc w:val="left"/>
       <w:pPr>
         <w:ind w:left="3600" w:hanging="360"/>
@@ -2469,9 +2216,9 @@
     </w:lvl>
     <w:lvl w:ilvl="5">
       <w:start w:val="1"/>
-      <w:numFmt w:val="lowerRoman"/>
-      <w:lvlText w:val="%6."/>
-      <w:lvlJc w:val="right"/>
+      <w:numFmt w:val="bullet"/>
+      <w:lvlText w:val="■"/>
+      <w:lvlJc w:val="left"/>
       <w:pPr>
         <w:ind w:left="4320" w:hanging="360"/>
       </w:pPr>
@@ -2481,8 +2228,8 @@
     </w:lvl>
     <w:lvl w:ilvl="6">
       <w:start w:val="1"/>
-      <w:numFmt w:val="decimal"/>
-      <w:lvlText w:val="%7."/>
+      <w:numFmt w:val="bullet"/>
+      <w:lvlText w:val="●"/>
       <w:lvlJc w:val="left"/>
       <w:pPr>
         <w:ind w:left="5040" w:hanging="360"/>
@@ -2493,8 +2240,8 @@
     </w:lvl>
     <w:lvl w:ilvl="7">
       <w:start w:val="1"/>
-      <w:numFmt w:val="lowerLetter"/>
-      <w:lvlText w:val="%8."/>
+      <w:numFmt w:val="bullet"/>
+      <w:lvlText w:val="○"/>
       <w:lvlJc w:val="left"/>
       <w:pPr>
         <w:ind w:left="5760" w:hanging="360"/>
@@ -2505,9 +2252,9 @@
     </w:lvl>
     <w:lvl w:ilvl="8">
       <w:start w:val="1"/>
-      <w:numFmt w:val="lowerRoman"/>
-      <w:lvlText w:val="%9."/>
-      <w:lvlJc w:val="right"/>
+      <w:numFmt w:val="bullet"/>
+      <w:lvlText w:val="■"/>
+      <w:lvlJc w:val="left"/>
       <w:pPr>
         <w:ind w:left="6480" w:hanging="360"/>
       </w:pPr>
@@ -2655,7 +2402,7 @@
       <w:start w:val="1"/>
       <w:numFmt w:val="lowerRoman"/>
       <w:lvlText w:val="%3."/>
-      <w:lvlJc w:val="right"/>
+      <w:lvlJc w:val="left"/>
       <w:pPr>
         <w:ind w:left="2160" w:hanging="360"/>
       </w:pPr>
@@ -2691,7 +2438,7 @@
       <w:start w:val="1"/>
       <w:numFmt w:val="lowerRoman"/>
       <w:lvlText w:val="%6."/>
-      <w:lvlJc w:val="right"/>
+      <w:lvlJc w:val="left"/>
       <w:pPr>
         <w:ind w:left="4320" w:hanging="360"/>
       </w:pPr>
@@ -2727,7 +2474,7 @@
       <w:start w:val="1"/>
       <w:numFmt w:val="lowerRoman"/>
       <w:lvlText w:val="%9."/>
-      <w:lvlJc w:val="right"/>
+      <w:lvlJc w:val="left"/>
       <w:pPr>
         <w:ind w:left="6480" w:hanging="360"/>
       </w:pPr>
@@ -2765,7 +2512,7 @@
       <w:start w:val="1"/>
       <w:numFmt w:val="lowerRoman"/>
       <w:lvlText w:val="%3."/>
-      <w:lvlJc w:val="right"/>
+      <w:lvlJc w:val="left"/>
       <w:pPr>
         <w:ind w:left="2160" w:hanging="360"/>
       </w:pPr>
@@ -2801,7 +2548,7 @@
       <w:start w:val="1"/>
       <w:numFmt w:val="lowerRoman"/>
       <w:lvlText w:val="%6."/>
-      <w:lvlJc w:val="right"/>
+      <w:lvlJc w:val="left"/>
       <w:pPr>
         <w:ind w:left="4320" w:hanging="360"/>
       </w:pPr>
@@ -2837,7 +2584,7 @@
       <w:start w:val="1"/>
       <w:numFmt w:val="lowerRoman"/>
       <w:lvlText w:val="%9."/>
-      <w:lvlJc w:val="right"/>
+      <w:lvlJc w:val="left"/>
       <w:pPr>
         <w:ind w:left="6480" w:hanging="360"/>
       </w:pPr>
@@ -2849,8 +2596,8 @@
   <w:abstractNum w:abstractNumId="6">
     <w:lvl w:ilvl="0">
       <w:start w:val="1"/>
-      <w:numFmt w:val="bullet"/>
-      <w:lvlText w:val="●"/>
+      <w:numFmt w:val="decimal"/>
+      <w:lvlText w:val="%1."/>
       <w:lvlJc w:val="left"/>
       <w:pPr>
         <w:ind w:left="720" w:hanging="360"/>
@@ -2863,6 +2610,226 @@
       <w:start w:val="1"/>
       <w:numFmt w:val="lowerLetter"/>
       <w:lvlText w:val="%2."/>
+      <w:lvlJc w:val="left"/>
+      <w:pPr>
+        <w:ind w:left="1440" w:hanging="360"/>
+      </w:pPr>
+      <w:rPr>
+        <w:u w:val="none"/>
+      </w:rPr>
+    </w:lvl>
+    <w:lvl w:ilvl="2">
+      <w:start w:val="1"/>
+      <w:numFmt w:val="lowerRoman"/>
+      <w:lvlText w:val="%3."/>
+      <w:lvlJc w:val="left"/>
+      <w:pPr>
+        <w:ind w:left="2160" w:hanging="360"/>
+      </w:pPr>
+      <w:rPr>
+        <w:u w:val="none"/>
+      </w:rPr>
+    </w:lvl>
+    <w:lvl w:ilvl="3">
+      <w:start w:val="1"/>
+      <w:numFmt w:val="decimal"/>
+      <w:lvlText w:val="%4."/>
+      <w:lvlJc w:val="left"/>
+      <w:pPr>
+        <w:ind w:left="2880" w:hanging="360"/>
+      </w:pPr>
+      <w:rPr>
+        <w:u w:val="none"/>
+      </w:rPr>
+    </w:lvl>
+    <w:lvl w:ilvl="4">
+      <w:start w:val="1"/>
+      <w:numFmt w:val="lowerLetter"/>
+      <w:lvlText w:val="%5."/>
+      <w:lvlJc w:val="left"/>
+      <w:pPr>
+        <w:ind w:left="3600" w:hanging="360"/>
+      </w:pPr>
+      <w:rPr>
+        <w:u w:val="none"/>
+      </w:rPr>
+    </w:lvl>
+    <w:lvl w:ilvl="5">
+      <w:start w:val="1"/>
+      <w:numFmt w:val="lowerRoman"/>
+      <w:lvlText w:val="%6."/>
+      <w:lvlJc w:val="left"/>
+      <w:pPr>
+        <w:ind w:left="4320" w:hanging="360"/>
+      </w:pPr>
+      <w:rPr>
+        <w:u w:val="none"/>
+      </w:rPr>
+    </w:lvl>
+    <w:lvl w:ilvl="6">
+      <w:start w:val="1"/>
+      <w:numFmt w:val="decimal"/>
+      <w:lvlText w:val="%7."/>
+      <w:lvlJc w:val="left"/>
+      <w:pPr>
+        <w:ind w:left="5040" w:hanging="360"/>
+      </w:pPr>
+      <w:rPr>
+        <w:u w:val="none"/>
+      </w:rPr>
+    </w:lvl>
+    <w:lvl w:ilvl="7">
+      <w:start w:val="1"/>
+      <w:numFmt w:val="lowerLetter"/>
+      <w:lvlText w:val="%8."/>
+      <w:lvlJc w:val="left"/>
+      <w:pPr>
+        <w:ind w:left="5760" w:hanging="360"/>
+      </w:pPr>
+      <w:rPr>
+        <w:u w:val="none"/>
+      </w:rPr>
+    </w:lvl>
+    <w:lvl w:ilvl="8">
+      <w:start w:val="1"/>
+      <w:numFmt w:val="lowerRoman"/>
+      <w:lvlText w:val="%9."/>
+      <w:lvlJc w:val="left"/>
+      <w:pPr>
+        <w:ind w:left="6480" w:hanging="360"/>
+      </w:pPr>
+      <w:rPr>
+        <w:u w:val="none"/>
+      </w:rPr>
+    </w:lvl>
+  </w:abstractNum>
+  <w:abstractNum w:abstractNumId="7">
+    <w:lvl w:ilvl="0">
+      <w:start w:val="1"/>
+      <w:numFmt w:val="bullet"/>
+      <w:lvlText w:val="●"/>
+      <w:lvlJc w:val="left"/>
+      <w:pPr>
+        <w:ind w:left="720" w:hanging="360"/>
+      </w:pPr>
+      <w:rPr>
+        <w:u w:val="none"/>
+      </w:rPr>
+    </w:lvl>
+    <w:lvl w:ilvl="1">
+      <w:start w:val="1"/>
+      <w:numFmt w:val="bullet"/>
+      <w:lvlText w:val="○"/>
+      <w:lvlJc w:val="left"/>
+      <w:pPr>
+        <w:ind w:left="1440" w:hanging="360"/>
+      </w:pPr>
+      <w:rPr>
+        <w:u w:val="none"/>
+      </w:rPr>
+    </w:lvl>
+    <w:lvl w:ilvl="2">
+      <w:start w:val="1"/>
+      <w:numFmt w:val="bullet"/>
+      <w:lvlText w:val="■"/>
+      <w:lvlJc w:val="left"/>
+      <w:pPr>
+        <w:ind w:left="2160" w:hanging="360"/>
+      </w:pPr>
+      <w:rPr>
+        <w:u w:val="none"/>
+      </w:rPr>
+    </w:lvl>
+    <w:lvl w:ilvl="3">
+      <w:start w:val="1"/>
+      <w:numFmt w:val="bullet"/>
+      <w:lvlText w:val="●"/>
+      <w:lvlJc w:val="left"/>
+      <w:pPr>
+        <w:ind w:left="2880" w:hanging="360"/>
+      </w:pPr>
+      <w:rPr>
+        <w:u w:val="none"/>
+      </w:rPr>
+    </w:lvl>
+    <w:lvl w:ilvl="4">
+      <w:start w:val="1"/>
+      <w:numFmt w:val="bullet"/>
+      <w:lvlText w:val="○"/>
+      <w:lvlJc w:val="left"/>
+      <w:pPr>
+        <w:ind w:left="3600" w:hanging="360"/>
+      </w:pPr>
+      <w:rPr>
+        <w:u w:val="none"/>
+      </w:rPr>
+    </w:lvl>
+    <w:lvl w:ilvl="5">
+      <w:start w:val="1"/>
+      <w:numFmt w:val="bullet"/>
+      <w:lvlText w:val="■"/>
+      <w:lvlJc w:val="left"/>
+      <w:pPr>
+        <w:ind w:left="4320" w:hanging="360"/>
+      </w:pPr>
+      <w:rPr>
+        <w:u w:val="none"/>
+      </w:rPr>
+    </w:lvl>
+    <w:lvl w:ilvl="6">
+      <w:start w:val="1"/>
+      <w:numFmt w:val="bullet"/>
+      <w:lvlText w:val="●"/>
+      <w:lvlJc w:val="left"/>
+      <w:pPr>
+        <w:ind w:left="5040" w:hanging="360"/>
+      </w:pPr>
+      <w:rPr>
+        <w:u w:val="none"/>
+      </w:rPr>
+    </w:lvl>
+    <w:lvl w:ilvl="7">
+      <w:start w:val="1"/>
+      <w:numFmt w:val="bullet"/>
+      <w:lvlText w:val="○"/>
+      <w:lvlJc w:val="left"/>
+      <w:pPr>
+        <w:ind w:left="5760" w:hanging="360"/>
+      </w:pPr>
+      <w:rPr>
+        <w:u w:val="none"/>
+      </w:rPr>
+    </w:lvl>
+    <w:lvl w:ilvl="8">
+      <w:start w:val="1"/>
+      <w:numFmt w:val="bullet"/>
+      <w:lvlText w:val="■"/>
+      <w:lvlJc w:val="left"/>
+      <w:pPr>
+        <w:ind w:left="6480" w:hanging="360"/>
+      </w:pPr>
+      <w:rPr>
+        <w:u w:val="none"/>
+      </w:rPr>
+    </w:lvl>
+  </w:abstractNum>
+  <w:abstractNum w:abstractNumId="8">
+    <w:lvl w:ilvl="0">
+      <w:start w:val="1"/>
+      <w:numFmt w:val="bullet"/>
+      <w:lvlText w:val="●"/>
+      <w:lvlJc w:val="left"/>
+      <w:pPr>
+        <w:ind w:left="720" w:hanging="360"/>
+      </w:pPr>
+      <w:rPr>
+        <w:u w:val="none"/>
+      </w:rPr>
+    </w:lvl>
+    <w:lvl w:ilvl="1">
+      <w:start w:val="1"/>
+      <w:numFmt w:val="bullet"/>
+      <w:lvlText w:val="○"/>
       <w:lvlJc w:val="left"/>
       <w:pPr>
         <w:ind w:left="1440" w:hanging="360"/>
@@ -2975,7 +2942,10 @@
     <w:abstractNumId w:val="6"/>
   </w:num>
   <w:num w:numId="7">
-    <w:abstractNumId w:val="4"/>
+    <w:abstractNumId w:val="7"/>
+  </w:num>
+  <w:num w:numId="8">
+    <w:abstractNumId w:val="8"/>
   </w:num>
 </w:numbering>
 </file>
